--- a/Basegame.docx
+++ b/Basegame.docx
@@ -1,6 +1,6 @@
 
 <file path=word/document.xml><?xml version="1.0" encoding="utf-8"?>
-<w:document xmlns:wpc="http://schemas.microsoft.com/office/word/2010/wordprocessingCanvas" xmlns:cx="http://schemas.microsoft.com/office/drawing/2014/chartex" xmlns:cx1="http://schemas.microsoft.com/office/drawing/2015/9/8/chartex" xmlns:cx2="http://schemas.microsoft.com/office/drawing/2015/10/21/chartex" xmlns:cx3="http://schemas.microsoft.com/office/drawing/2016/5/9/chartex" xmlns:cx4="http://schemas.microsoft.com/office/drawing/2016/5/10/chartex" xmlns:cx5="http://schemas.microsoft.com/office/drawing/2016/5/11/chartex" xmlns:cx6="http://schemas.microsoft.com/office/drawing/2016/5/12/chartex" xmlns:cx7="http://schemas.microsoft.com/office/drawing/2016/5/13/chartex" xmlns:cx8="http://schemas.microsoft.com/office/drawing/2016/5/14/chartex" xmlns:mc="http://schemas.openxmlformats.org/markup-compatibility/2006" xmlns:aink="http://schemas.microsoft.com/office/drawing/2016/ink" xmlns:am3d="http://schemas.microsoft.com/office/drawing/2017/model3d" xmlns:o="urn:schemas-microsoft-com:office:office" xmlns:r="http://schemas.openxmlformats.org/officeDocument/2006/relationships" xmlns:m="http://schemas.openxmlformats.org/officeDocument/2006/math" xmlns:v="urn:schemas-microsoft-com:vml" xmlns:wp14="http://schemas.microsoft.com/office/word/2010/wordprocessingDrawing" xmlns:wp="http://schemas.openxmlformats.org/drawingml/2006/wordprocessingDrawing" xmlns:w10="urn:schemas-microsoft-com:office:word" xmlns:w="http://schemas.openxmlformats.org/wordprocessingml/2006/main" xmlns:w14="http://schemas.microsoft.com/office/word/2010/wordml" xmlns:w15="http://schemas.microsoft.com/office/word/2012/wordml" xmlns:w16cid="http://schemas.microsoft.com/office/word/2016/wordml/cid" xmlns:w16se="http://schemas.microsoft.com/office/word/2015/wordml/symex" xmlns:wpg="http://schemas.microsoft.com/office/word/2010/wordprocessingGroup" xmlns:wpi="http://schemas.microsoft.com/office/word/2010/wordprocessingInk" xmlns:wne="http://schemas.microsoft.com/office/word/2006/wordml" xmlns:wps="http://schemas.microsoft.com/office/word/2010/wordprocessingShape" mc:Ignorable="w14 w15 w16se w16cid wp14">
+<w:document xmlns:wpc="http://schemas.microsoft.com/office/word/2010/wordprocessingCanvas" xmlns:cx="http://schemas.microsoft.com/office/drawing/2014/chartex" xmlns:cx1="http://schemas.microsoft.com/office/drawing/2015/9/8/chartex" xmlns:mc="http://schemas.openxmlformats.org/markup-compatibility/2006" xmlns:o="urn:schemas-microsoft-com:office:office" xmlns:r="http://schemas.openxmlformats.org/officeDocument/2006/relationships" xmlns:m="http://schemas.openxmlformats.org/officeDocument/2006/math" xmlns:v="urn:schemas-microsoft-com:vml" xmlns:wp14="http://schemas.microsoft.com/office/word/2010/wordprocessingDrawing" xmlns:wp="http://schemas.openxmlformats.org/drawingml/2006/wordprocessingDrawing" xmlns:w10="urn:schemas-microsoft-com:office:word" xmlns:w="http://schemas.openxmlformats.org/wordprocessingml/2006/main" xmlns:w14="http://schemas.microsoft.com/office/word/2010/wordml" xmlns:w15="http://schemas.microsoft.com/office/word/2012/wordml" xmlns:w16se="http://schemas.microsoft.com/office/word/2015/wordml/symex" xmlns:wpg="http://schemas.microsoft.com/office/word/2010/wordprocessingGroup" xmlns:wpi="http://schemas.microsoft.com/office/word/2010/wordprocessingInk" xmlns:wne="http://schemas.microsoft.com/office/word/2006/wordml" xmlns:wps="http://schemas.microsoft.com/office/word/2010/wordprocessingShape" mc:Ignorable="w14 w15 w16se wp14">
   <w:body>
     <w:p>
       <w:pPr>
@@ -17,6 +17,7 @@
         <w:t xml:space="preserve">1. </w:t>
       </w:r>
       <w:proofErr w:type="spellStart"/>
+      <w:proofErr w:type="gramStart"/>
       <w:r>
         <w:rPr>
           <w:rFonts w:ascii="Times New Roman" w:hAnsi="Times New Roman" w:cs="Times New Roman"/>
@@ -25,19 +26,13 @@
         <w:t>szlogen</w:t>
       </w:r>
       <w:proofErr w:type="spellEnd"/>
-      <w:r>
-        <w:rPr>
-          <w:rFonts w:ascii="Times New Roman" w:hAnsi="Times New Roman" w:cs="Times New Roman"/>
-          <w:sz w:val="22"/>
-        </w:rPr>
-        <w:t>:</w:t>
-      </w:r>
-      <w:r>
-        <w:rPr>
-          <w:rFonts w:ascii="Times New Roman" w:hAnsi="Times New Roman" w:cs="Times New Roman"/>
-          <w:sz w:val="22"/>
-        </w:rPr>
-        <w:t xml:space="preserve"> </w:t>
+      <w:proofErr w:type="gramEnd"/>
+      <w:r>
+        <w:rPr>
+          <w:rFonts w:ascii="Times New Roman" w:hAnsi="Times New Roman" w:cs="Times New Roman"/>
+          <w:sz w:val="22"/>
+        </w:rPr>
+        <w:t xml:space="preserve">: </w:t>
       </w:r>
       <w:proofErr w:type="spellStart"/>
       <w:r>
@@ -56,7 +51,6 @@
         <w:t xml:space="preserve"> </w:t>
       </w:r>
       <w:proofErr w:type="spellStart"/>
-      <w:proofErr w:type="gramStart"/>
       <w:r>
         <w:rPr>
           <w:rFonts w:ascii="Times New Roman" w:hAnsi="Times New Roman" w:cs="Times New Roman"/>
@@ -70,55 +64,15 @@
           <w:rFonts w:ascii="Times New Roman" w:hAnsi="Times New Roman" w:cs="Times New Roman"/>
           <w:sz w:val="22"/>
         </w:rPr>
-        <w:t xml:space="preserve"> ,</w:t>
-      </w:r>
-      <w:proofErr w:type="gramEnd"/>
-      <w:r>
-        <w:rPr>
-          <w:rFonts w:ascii="Times New Roman" w:hAnsi="Times New Roman" w:cs="Times New Roman"/>
-          <w:sz w:val="22"/>
-        </w:rPr>
-        <w:t xml:space="preserve"> </w:t>
-      </w:r>
-      <w:proofErr w:type="spellStart"/>
-      <w:r>
-        <w:rPr>
-          <w:rFonts w:ascii="Times New Roman" w:hAnsi="Times New Roman" w:cs="Times New Roman"/>
-          <w:sz w:val="22"/>
-        </w:rPr>
-        <w:t>sz</w:t>
-      </w:r>
-      <w:proofErr w:type="spellEnd"/>
-      <w:r>
-        <w:rPr>
-          <w:rFonts w:ascii="Times New Roman" w:hAnsi="Times New Roman" w:cs="Times New Roman"/>
-          <w:sz w:val="22"/>
-        </w:rPr>
-        <w:t>á</w:t>
-      </w:r>
-      <w:proofErr w:type="spellStart"/>
-      <w:r>
-        <w:rPr>
-          <w:rFonts w:ascii="Times New Roman" w:hAnsi="Times New Roman" w:cs="Times New Roman"/>
-          <w:sz w:val="22"/>
-        </w:rPr>
-        <w:t>ll</w:t>
-      </w:r>
-      <w:proofErr w:type="spellEnd"/>
-      <w:r>
-        <w:rPr>
-          <w:rFonts w:ascii="Times New Roman" w:hAnsi="Times New Roman" w:cs="Times New Roman"/>
-          <w:sz w:val="22"/>
-        </w:rPr>
-        <w:t>í</w:t>
-      </w:r>
-      <w:proofErr w:type="spellStart"/>
-      <w:r>
-        <w:rPr>
-          <w:rFonts w:ascii="Times New Roman" w:hAnsi="Times New Roman" w:cs="Times New Roman"/>
-          <w:sz w:val="22"/>
-        </w:rPr>
-        <w:t>ts</w:t>
+        <w:t xml:space="preserve"> , </w:t>
+      </w:r>
+      <w:proofErr w:type="spellStart"/>
+      <w:r>
+        <w:rPr>
+          <w:rFonts w:ascii="Times New Roman" w:hAnsi="Times New Roman" w:cs="Times New Roman"/>
+          <w:sz w:val="22"/>
+        </w:rPr>
+        <w:t>szállíts</w:t>
       </w:r>
       <w:proofErr w:type="spellEnd"/>
       <w:r>
@@ -142,14 +96,7 @@
           <w:rFonts w:ascii="Times New Roman" w:hAnsi="Times New Roman" w:cs="Times New Roman"/>
           <w:sz w:val="22"/>
         </w:rPr>
-        <w:t>.</w:t>
-      </w:r>
-      <w:r>
-        <w:rPr>
-          <w:rFonts w:ascii="Times New Roman" w:hAnsi="Times New Roman" w:cs="Times New Roman"/>
-          <w:sz w:val="22"/>
-        </w:rPr>
-        <w:t>(</w:t>
+        <w:t>.(</w:t>
       </w:r>
       <w:proofErr w:type="spellStart"/>
       <w:r>
@@ -192,36 +139,20 @@
         <w:t xml:space="preserve">2. </w:t>
       </w:r>
       <w:proofErr w:type="spellStart"/>
-      <w:proofErr w:type="gramStart"/>
-      <w:r>
-        <w:rPr>
-          <w:rFonts w:ascii="Times New Roman" w:hAnsi="Times New Roman" w:cs="Times New Roman"/>
-          <w:sz w:val="22"/>
-        </w:rPr>
-        <w:t>Eur</w:t>
-      </w:r>
-      <w:r>
-        <w:rPr>
-          <w:rFonts w:ascii="Times New Roman" w:hAnsi="Times New Roman" w:cs="Times New Roman"/>
-          <w:sz w:val="22"/>
-        </w:rPr>
-        <w:t>ópa</w:t>
-      </w:r>
-      <w:proofErr w:type="spellEnd"/>
-      <w:r>
-        <w:rPr>
-          <w:rFonts w:ascii="Times New Roman" w:hAnsi="Times New Roman" w:cs="Times New Roman"/>
-          <w:sz w:val="22"/>
-        </w:rPr>
-        <w:t xml:space="preserve"> ,</w:t>
-      </w:r>
-      <w:proofErr w:type="gramEnd"/>
-      <w:r>
-        <w:rPr>
-          <w:rFonts w:ascii="Times New Roman" w:hAnsi="Times New Roman" w:cs="Times New Roman"/>
-          <w:sz w:val="22"/>
-        </w:rPr>
-        <w:t xml:space="preserve"> </w:t>
+      <w:r>
+        <w:rPr>
+          <w:rFonts w:ascii="Times New Roman" w:hAnsi="Times New Roman" w:cs="Times New Roman"/>
+          <w:sz w:val="22"/>
+        </w:rPr>
+        <w:t>Európa</w:t>
+      </w:r>
+      <w:proofErr w:type="spellEnd"/>
+      <w:r>
+        <w:rPr>
+          <w:rFonts w:ascii="Times New Roman" w:hAnsi="Times New Roman" w:cs="Times New Roman"/>
+          <w:sz w:val="22"/>
+        </w:rPr>
+        <w:t xml:space="preserve"> , </w:t>
       </w:r>
       <w:proofErr w:type="spellStart"/>
       <w:r>
@@ -253,22 +184,6 @@
           <w:rFonts w:ascii="Times New Roman" w:hAnsi="Times New Roman" w:cs="Times New Roman"/>
           <w:sz w:val="22"/>
         </w:rPr>
-        <w:t>, vasú</w:t>
-      </w:r>
-      <w:proofErr w:type="spellStart"/>
-      <w:r>
-        <w:rPr>
-          <w:rFonts w:ascii="Times New Roman" w:hAnsi="Times New Roman" w:cs="Times New Roman"/>
-          <w:sz w:val="22"/>
-        </w:rPr>
-        <w:t>ti</w:t>
-      </w:r>
-      <w:proofErr w:type="spellEnd"/>
-      <w:r>
-        <w:rPr>
-          <w:rFonts w:ascii="Times New Roman" w:hAnsi="Times New Roman" w:cs="Times New Roman"/>
-          <w:sz w:val="22"/>
-        </w:rPr>
         <w:t xml:space="preserve">, </w:t>
       </w:r>
       <w:proofErr w:type="spellStart"/>
@@ -277,63 +192,47 @@
           <w:rFonts w:ascii="Times New Roman" w:hAnsi="Times New Roman" w:cs="Times New Roman"/>
           <w:sz w:val="22"/>
         </w:rPr>
-        <w:t>köz</w:t>
-      </w:r>
-      <w:proofErr w:type="spellEnd"/>
-      <w:r>
-        <w:rPr>
-          <w:rFonts w:ascii="Times New Roman" w:hAnsi="Times New Roman" w:cs="Times New Roman"/>
-          <w:sz w:val="22"/>
-        </w:rPr>
-        <w:t>ú</w:t>
-      </w:r>
-      <w:proofErr w:type="spellStart"/>
-      <w:r>
-        <w:rPr>
-          <w:rFonts w:ascii="Times New Roman" w:hAnsi="Times New Roman" w:cs="Times New Roman"/>
-          <w:sz w:val="22"/>
-        </w:rPr>
-        <w:t>ti</w:t>
-      </w:r>
-      <w:proofErr w:type="spellEnd"/>
-      <w:r>
-        <w:rPr>
-          <w:rFonts w:ascii="Times New Roman" w:hAnsi="Times New Roman" w:cs="Times New Roman"/>
-          <w:sz w:val="22"/>
-        </w:rPr>
-        <w:t xml:space="preserve"> </w:t>
-      </w:r>
-      <w:proofErr w:type="spellStart"/>
-      <w:r>
-        <w:rPr>
-          <w:rFonts w:ascii="Times New Roman" w:hAnsi="Times New Roman" w:cs="Times New Roman"/>
-          <w:sz w:val="22"/>
-        </w:rPr>
-        <w:t>sz</w:t>
-      </w:r>
-      <w:proofErr w:type="spellEnd"/>
-      <w:r>
-        <w:rPr>
-          <w:rFonts w:ascii="Times New Roman" w:hAnsi="Times New Roman" w:cs="Times New Roman"/>
-          <w:sz w:val="22"/>
-        </w:rPr>
-        <w:t>á</w:t>
-      </w:r>
-      <w:proofErr w:type="spellStart"/>
-      <w:r>
-        <w:rPr>
-          <w:rFonts w:ascii="Times New Roman" w:hAnsi="Times New Roman" w:cs="Times New Roman"/>
-          <w:sz w:val="22"/>
-        </w:rPr>
-        <w:t>ll</w:t>
-      </w:r>
-      <w:proofErr w:type="spellEnd"/>
-      <w:r>
-        <w:rPr>
-          <w:rFonts w:ascii="Times New Roman" w:hAnsi="Times New Roman" w:cs="Times New Roman"/>
-          <w:sz w:val="22"/>
-        </w:rPr>
-        <w:t xml:space="preserve">ítás, 5 </w:t>
+        <w:t>vasúti</w:t>
+      </w:r>
+      <w:proofErr w:type="spellEnd"/>
+      <w:r>
+        <w:rPr>
+          <w:rFonts w:ascii="Times New Roman" w:hAnsi="Times New Roman" w:cs="Times New Roman"/>
+          <w:sz w:val="22"/>
+        </w:rPr>
+        <w:t xml:space="preserve">, </w:t>
+      </w:r>
+      <w:proofErr w:type="spellStart"/>
+      <w:r>
+        <w:rPr>
+          <w:rFonts w:ascii="Times New Roman" w:hAnsi="Times New Roman" w:cs="Times New Roman"/>
+          <w:sz w:val="22"/>
+        </w:rPr>
+        <w:t>közúti</w:t>
+      </w:r>
+      <w:proofErr w:type="spellEnd"/>
+      <w:r>
+        <w:rPr>
+          <w:rFonts w:ascii="Times New Roman" w:hAnsi="Times New Roman" w:cs="Times New Roman"/>
+          <w:sz w:val="22"/>
+        </w:rPr>
+        <w:t xml:space="preserve"> </w:t>
+      </w:r>
+      <w:proofErr w:type="spellStart"/>
+      <w:r>
+        <w:rPr>
+          <w:rFonts w:ascii="Times New Roman" w:hAnsi="Times New Roman" w:cs="Times New Roman"/>
+          <w:sz w:val="22"/>
+        </w:rPr>
+        <w:t>szállítás</w:t>
+      </w:r>
+      <w:proofErr w:type="spellEnd"/>
+      <w:r>
+        <w:rPr>
+          <w:rFonts w:ascii="Times New Roman" w:hAnsi="Times New Roman" w:cs="Times New Roman"/>
+          <w:sz w:val="22"/>
+        </w:rPr>
+        <w:t xml:space="preserve">, 5 </w:t>
       </w:r>
       <w:proofErr w:type="spellStart"/>
       <w:r>
@@ -349,180 +248,143 @@
           <w:rFonts w:ascii="Times New Roman" w:hAnsi="Times New Roman" w:cs="Times New Roman"/>
           <w:sz w:val="22"/>
         </w:rPr>
-        <w:t xml:space="preserve"> játék (4fő+ játé</w:t>
-      </w:r>
-      <w:proofErr w:type="spellStart"/>
-      <w:r>
-        <w:rPr>
-          <w:rFonts w:ascii="Times New Roman" w:hAnsi="Times New Roman" w:cs="Times New Roman"/>
-          <w:sz w:val="22"/>
-        </w:rPr>
-        <w:t>kmester</w:t>
-      </w:r>
-      <w:proofErr w:type="spellEnd"/>
-      <w:r>
-        <w:rPr>
-          <w:rFonts w:ascii="Times New Roman" w:hAnsi="Times New Roman" w:cs="Times New Roman"/>
-          <w:sz w:val="22"/>
-        </w:rPr>
-        <w:t>)</w:t>
-      </w:r>
-      <w:r>
-        <w:rPr>
-          <w:rFonts w:ascii="Times New Roman" w:hAnsi="Times New Roman" w:cs="Times New Roman"/>
-          <w:sz w:val="22"/>
-        </w:rPr>
-        <w:t>, k</w:t>
-      </w:r>
-      <w:r>
-        <w:rPr>
-          <w:rFonts w:ascii="Times New Roman" w:hAnsi="Times New Roman" w:cs="Times New Roman"/>
-          <w:sz w:val="22"/>
-        </w:rPr>
-        <w:t>á</w:t>
-      </w:r>
-      <w:proofErr w:type="spellStart"/>
-      <w:r>
-        <w:rPr>
-          <w:rFonts w:ascii="Times New Roman" w:hAnsi="Times New Roman" w:cs="Times New Roman"/>
-          <w:sz w:val="22"/>
-        </w:rPr>
-        <w:t>rty</w:t>
-      </w:r>
-      <w:proofErr w:type="spellEnd"/>
-      <w:r>
-        <w:rPr>
-          <w:rFonts w:ascii="Times New Roman" w:hAnsi="Times New Roman" w:cs="Times New Roman"/>
-          <w:sz w:val="22"/>
-        </w:rPr>
-        <w:t xml:space="preserve">ák </w:t>
-      </w:r>
-      <w:proofErr w:type="spellStart"/>
-      <w:r>
-        <w:rPr>
-          <w:rFonts w:ascii="Times New Roman" w:hAnsi="Times New Roman" w:cs="Times New Roman"/>
-          <w:sz w:val="22"/>
-        </w:rPr>
-        <w:t>haszn</w:t>
-      </w:r>
-      <w:proofErr w:type="spellEnd"/>
-      <w:r>
-        <w:rPr>
-          <w:rFonts w:ascii="Times New Roman" w:hAnsi="Times New Roman" w:cs="Times New Roman"/>
-          <w:sz w:val="22"/>
-        </w:rPr>
-        <w:t>á</w:t>
-      </w:r>
-      <w:proofErr w:type="spellStart"/>
-      <w:r>
-        <w:rPr>
-          <w:rFonts w:ascii="Times New Roman" w:hAnsi="Times New Roman" w:cs="Times New Roman"/>
-          <w:sz w:val="22"/>
-        </w:rPr>
-        <w:t>lata</w:t>
-      </w:r>
-      <w:proofErr w:type="spellEnd"/>
-      <w:r>
-        <w:rPr>
-          <w:rFonts w:ascii="Times New Roman" w:hAnsi="Times New Roman" w:cs="Times New Roman"/>
-          <w:sz w:val="22"/>
-        </w:rPr>
-        <w:t xml:space="preserve"> pl </w:t>
-      </w:r>
-      <w:proofErr w:type="spellStart"/>
-      <w:r>
-        <w:rPr>
-          <w:rFonts w:ascii="Times New Roman" w:hAnsi="Times New Roman" w:cs="Times New Roman"/>
-          <w:sz w:val="22"/>
-        </w:rPr>
-        <w:t>nehez</w:t>
-      </w:r>
-      <w:proofErr w:type="spellEnd"/>
-      <w:r>
-        <w:rPr>
-          <w:rFonts w:ascii="Times New Roman" w:hAnsi="Times New Roman" w:cs="Times New Roman"/>
-          <w:sz w:val="22"/>
-        </w:rPr>
-        <w:t xml:space="preserve">ítès </w:t>
-      </w:r>
-      <w:proofErr w:type="spellStart"/>
-      <w:r>
-        <w:rPr>
-          <w:rFonts w:ascii="Times New Roman" w:hAnsi="Times New Roman" w:cs="Times New Roman"/>
-          <w:sz w:val="22"/>
-        </w:rPr>
-        <w:t>szempontj</w:t>
-      </w:r>
-      <w:proofErr w:type="spellEnd"/>
-      <w:r>
-        <w:rPr>
-          <w:rFonts w:ascii="Times New Roman" w:hAnsi="Times New Roman" w:cs="Times New Roman"/>
-          <w:sz w:val="22"/>
-        </w:rPr>
-        <w:t xml:space="preserve">ából </w:t>
-      </w:r>
-      <w:r>
-        <w:rPr>
-          <w:rFonts w:ascii="Times New Roman" w:hAnsi="Times New Roman" w:cs="Times New Roman"/>
-          <w:sz w:val="22"/>
-        </w:rPr>
-        <w:t>(</w:t>
-      </w:r>
-      <w:proofErr w:type="spellStart"/>
-      <w:r>
-        <w:rPr>
-          <w:rFonts w:ascii="Times New Roman" w:hAnsi="Times New Roman" w:cs="Times New Roman"/>
-          <w:sz w:val="22"/>
-        </w:rPr>
-        <w:t>vesz</w:t>
-      </w:r>
-      <w:proofErr w:type="spellEnd"/>
-      <w:r>
-        <w:rPr>
-          <w:rFonts w:ascii="Times New Roman" w:hAnsi="Times New Roman" w:cs="Times New Roman"/>
-          <w:sz w:val="22"/>
-        </w:rPr>
-        <w:t>é</w:t>
-      </w:r>
-      <w:proofErr w:type="spellStart"/>
-      <w:r>
-        <w:rPr>
-          <w:rFonts w:ascii="Times New Roman" w:hAnsi="Times New Roman" w:cs="Times New Roman"/>
-          <w:sz w:val="22"/>
-        </w:rPr>
-        <w:t>lyes</w:t>
-      </w:r>
-      <w:proofErr w:type="spellEnd"/>
-      <w:r>
-        <w:rPr>
-          <w:rFonts w:ascii="Times New Roman" w:hAnsi="Times New Roman" w:cs="Times New Roman"/>
-          <w:sz w:val="22"/>
-        </w:rPr>
-        <w:t xml:space="preserve"> á</w:t>
-      </w:r>
-      <w:proofErr w:type="spellStart"/>
-      <w:r>
-        <w:rPr>
-          <w:rFonts w:ascii="Times New Roman" w:hAnsi="Times New Roman" w:cs="Times New Roman"/>
-          <w:sz w:val="22"/>
-        </w:rPr>
-        <w:t>ru</w:t>
-      </w:r>
-      <w:proofErr w:type="spellEnd"/>
-      <w:r>
-        <w:rPr>
-          <w:rFonts w:ascii="Times New Roman" w:hAnsi="Times New Roman" w:cs="Times New Roman"/>
-          <w:sz w:val="22"/>
-        </w:rPr>
-        <w:t>, érté</w:t>
-      </w:r>
-      <w:proofErr w:type="spellStart"/>
-      <w:r>
-        <w:rPr>
-          <w:rFonts w:ascii="Times New Roman" w:hAnsi="Times New Roman" w:cs="Times New Roman"/>
-          <w:sz w:val="22"/>
-        </w:rPr>
-        <w:t>kes</w:t>
+        <w:t xml:space="preserve"> </w:t>
+      </w:r>
+      <w:proofErr w:type="spellStart"/>
+      <w:r>
+        <w:rPr>
+          <w:rFonts w:ascii="Times New Roman" w:hAnsi="Times New Roman" w:cs="Times New Roman"/>
+          <w:sz w:val="22"/>
+        </w:rPr>
+        <w:t>játék</w:t>
+      </w:r>
+      <w:proofErr w:type="spellEnd"/>
+      <w:r>
+        <w:rPr>
+          <w:rFonts w:ascii="Times New Roman" w:hAnsi="Times New Roman" w:cs="Times New Roman"/>
+          <w:sz w:val="22"/>
+        </w:rPr>
+        <w:t xml:space="preserve"> (4fő+ </w:t>
+      </w:r>
+      <w:proofErr w:type="spellStart"/>
+      <w:r>
+        <w:rPr>
+          <w:rFonts w:ascii="Times New Roman" w:hAnsi="Times New Roman" w:cs="Times New Roman"/>
+          <w:sz w:val="22"/>
+        </w:rPr>
+        <w:t>játékmester</w:t>
+      </w:r>
+      <w:proofErr w:type="spellEnd"/>
+      <w:r>
+        <w:rPr>
+          <w:rFonts w:ascii="Times New Roman" w:hAnsi="Times New Roman" w:cs="Times New Roman"/>
+          <w:sz w:val="22"/>
+        </w:rPr>
+        <w:t xml:space="preserve">), </w:t>
+      </w:r>
+      <w:proofErr w:type="spellStart"/>
+      <w:r>
+        <w:rPr>
+          <w:rFonts w:ascii="Times New Roman" w:hAnsi="Times New Roman" w:cs="Times New Roman"/>
+          <w:sz w:val="22"/>
+        </w:rPr>
+        <w:t>kártyák</w:t>
+      </w:r>
+      <w:proofErr w:type="spellEnd"/>
+      <w:r>
+        <w:rPr>
+          <w:rFonts w:ascii="Times New Roman" w:hAnsi="Times New Roman" w:cs="Times New Roman"/>
+          <w:sz w:val="22"/>
+        </w:rPr>
+        <w:t xml:space="preserve"> </w:t>
+      </w:r>
+      <w:proofErr w:type="spellStart"/>
+      <w:r>
+        <w:rPr>
+          <w:rFonts w:ascii="Times New Roman" w:hAnsi="Times New Roman" w:cs="Times New Roman"/>
+          <w:sz w:val="22"/>
+        </w:rPr>
+        <w:t>használata</w:t>
+      </w:r>
+      <w:proofErr w:type="spellEnd"/>
+      <w:r>
+        <w:rPr>
+          <w:rFonts w:ascii="Times New Roman" w:hAnsi="Times New Roman" w:cs="Times New Roman"/>
+          <w:sz w:val="22"/>
+        </w:rPr>
+        <w:t xml:space="preserve"> </w:t>
+      </w:r>
+      <w:proofErr w:type="spellStart"/>
+      <w:r>
+        <w:rPr>
+          <w:rFonts w:ascii="Times New Roman" w:hAnsi="Times New Roman" w:cs="Times New Roman"/>
+          <w:sz w:val="22"/>
+        </w:rPr>
+        <w:t>pl</w:t>
+      </w:r>
+      <w:proofErr w:type="spellEnd"/>
+      <w:r>
+        <w:rPr>
+          <w:rFonts w:ascii="Times New Roman" w:hAnsi="Times New Roman" w:cs="Times New Roman"/>
+          <w:sz w:val="22"/>
+        </w:rPr>
+        <w:t xml:space="preserve"> </w:t>
+      </w:r>
+      <w:proofErr w:type="spellStart"/>
+      <w:r>
+        <w:rPr>
+          <w:rFonts w:ascii="Times New Roman" w:hAnsi="Times New Roman" w:cs="Times New Roman"/>
+          <w:sz w:val="22"/>
+        </w:rPr>
+        <w:t>nehezítès</w:t>
+      </w:r>
+      <w:proofErr w:type="spellEnd"/>
+      <w:r>
+        <w:rPr>
+          <w:rFonts w:ascii="Times New Roman" w:hAnsi="Times New Roman" w:cs="Times New Roman"/>
+          <w:sz w:val="22"/>
+        </w:rPr>
+        <w:t xml:space="preserve"> </w:t>
+      </w:r>
+      <w:proofErr w:type="spellStart"/>
+      <w:r>
+        <w:rPr>
+          <w:rFonts w:ascii="Times New Roman" w:hAnsi="Times New Roman" w:cs="Times New Roman"/>
+          <w:sz w:val="22"/>
+        </w:rPr>
+        <w:t>szempontjából</w:t>
+      </w:r>
+      <w:proofErr w:type="spellEnd"/>
+      <w:r>
+        <w:rPr>
+          <w:rFonts w:ascii="Times New Roman" w:hAnsi="Times New Roman" w:cs="Times New Roman"/>
+          <w:sz w:val="22"/>
+        </w:rPr>
+        <w:t xml:space="preserve"> (</w:t>
+      </w:r>
+      <w:proofErr w:type="spellStart"/>
+      <w:r>
+        <w:rPr>
+          <w:rFonts w:ascii="Times New Roman" w:hAnsi="Times New Roman" w:cs="Times New Roman"/>
+          <w:sz w:val="22"/>
+        </w:rPr>
+        <w:t>veszélyes</w:t>
+      </w:r>
+      <w:proofErr w:type="spellEnd"/>
+      <w:r>
+        <w:rPr>
+          <w:rFonts w:ascii="Times New Roman" w:hAnsi="Times New Roman" w:cs="Times New Roman"/>
+          <w:sz w:val="22"/>
+        </w:rPr>
+        <w:t xml:space="preserve"> </w:t>
+      </w:r>
+      <w:proofErr w:type="spellStart"/>
+      <w:r>
+        <w:rPr>
+          <w:rFonts w:ascii="Times New Roman" w:hAnsi="Times New Roman" w:cs="Times New Roman"/>
+          <w:sz w:val="22"/>
+        </w:rPr>
+        <w:t>áru</w:t>
       </w:r>
       <w:proofErr w:type="spellEnd"/>
       <w:r>
@@ -538,86 +400,79 @@
           <w:rFonts w:ascii="Times New Roman" w:hAnsi="Times New Roman" w:cs="Times New Roman"/>
           <w:sz w:val="22"/>
         </w:rPr>
-        <w:t>tör</w:t>
-      </w:r>
-      <w:proofErr w:type="spellEnd"/>
-      <w:r>
-        <w:rPr>
-          <w:rFonts w:ascii="Times New Roman" w:hAnsi="Times New Roman" w:cs="Times New Roman"/>
-          <w:sz w:val="22"/>
-        </w:rPr>
-        <w:t>é</w:t>
-      </w:r>
-      <w:proofErr w:type="spellStart"/>
-      <w:r>
-        <w:rPr>
-          <w:rFonts w:ascii="Times New Roman" w:hAnsi="Times New Roman" w:cs="Times New Roman"/>
-          <w:sz w:val="22"/>
-        </w:rPr>
-        <w:t>keny</w:t>
-      </w:r>
-      <w:proofErr w:type="spellEnd"/>
-      <w:r>
-        <w:rPr>
-          <w:rFonts w:ascii="Times New Roman" w:hAnsi="Times New Roman" w:cs="Times New Roman"/>
-          <w:sz w:val="22"/>
-        </w:rPr>
-        <w:t xml:space="preserve"> á</w:t>
-      </w:r>
-      <w:proofErr w:type="spellStart"/>
-      <w:r>
-        <w:rPr>
-          <w:rFonts w:ascii="Times New Roman" w:hAnsi="Times New Roman" w:cs="Times New Roman"/>
-          <w:sz w:val="22"/>
-        </w:rPr>
-        <w:t>ru</w:t>
-      </w:r>
-      <w:proofErr w:type="spellEnd"/>
-      <w:r>
-        <w:rPr>
-          <w:rFonts w:ascii="Times New Roman" w:hAnsi="Times New Roman" w:cs="Times New Roman"/>
-          <w:sz w:val="22"/>
-        </w:rPr>
-        <w:t xml:space="preserve"> </w:t>
-      </w:r>
-      <w:r>
-        <w:rPr>
-          <w:rFonts w:ascii="Times New Roman" w:hAnsi="Times New Roman" w:cs="Times New Roman"/>
-          <w:sz w:val="22"/>
-        </w:rPr>
-        <w:t xml:space="preserve">), </w:t>
-      </w:r>
-      <w:proofErr w:type="spellStart"/>
-      <w:r>
-        <w:rPr>
-          <w:rFonts w:ascii="Times New Roman" w:hAnsi="Times New Roman" w:cs="Times New Roman"/>
-          <w:sz w:val="22"/>
-        </w:rPr>
-        <w:t>applik</w:t>
-      </w:r>
-      <w:proofErr w:type="spellEnd"/>
-      <w:r>
-        <w:rPr>
-          <w:rFonts w:ascii="Times New Roman" w:hAnsi="Times New Roman" w:cs="Times New Roman"/>
-          <w:sz w:val="22"/>
-        </w:rPr>
-        <w:t>áció ké</w:t>
-      </w:r>
-      <w:proofErr w:type="spellStart"/>
-      <w:r>
-        <w:rPr>
-          <w:rFonts w:ascii="Times New Roman" w:hAnsi="Times New Roman" w:cs="Times New Roman"/>
-          <w:sz w:val="22"/>
-        </w:rPr>
-        <w:t>sz</w:t>
-      </w:r>
-      <w:proofErr w:type="spellEnd"/>
-      <w:r>
-        <w:rPr>
-          <w:rFonts w:ascii="Times New Roman" w:hAnsi="Times New Roman" w:cs="Times New Roman"/>
-          <w:sz w:val="22"/>
-        </w:rPr>
-        <w:t xml:space="preserve">ítése </w:t>
+        <w:t>értékes</w:t>
+      </w:r>
+      <w:proofErr w:type="spellEnd"/>
+      <w:r>
+        <w:rPr>
+          <w:rFonts w:ascii="Times New Roman" w:hAnsi="Times New Roman" w:cs="Times New Roman"/>
+          <w:sz w:val="22"/>
+        </w:rPr>
+        <w:t xml:space="preserve">, </w:t>
+      </w:r>
+      <w:proofErr w:type="spellStart"/>
+      <w:r>
+        <w:rPr>
+          <w:rFonts w:ascii="Times New Roman" w:hAnsi="Times New Roman" w:cs="Times New Roman"/>
+          <w:sz w:val="22"/>
+        </w:rPr>
+        <w:t>törékeny</w:t>
+      </w:r>
+      <w:proofErr w:type="spellEnd"/>
+      <w:r>
+        <w:rPr>
+          <w:rFonts w:ascii="Times New Roman" w:hAnsi="Times New Roman" w:cs="Times New Roman"/>
+          <w:sz w:val="22"/>
+        </w:rPr>
+        <w:t xml:space="preserve"> </w:t>
+      </w:r>
+      <w:proofErr w:type="spellStart"/>
+      <w:r>
+        <w:rPr>
+          <w:rFonts w:ascii="Times New Roman" w:hAnsi="Times New Roman" w:cs="Times New Roman"/>
+          <w:sz w:val="22"/>
+        </w:rPr>
+        <w:t>áru</w:t>
+      </w:r>
+      <w:proofErr w:type="spellEnd"/>
+      <w:r>
+        <w:rPr>
+          <w:rFonts w:ascii="Times New Roman" w:hAnsi="Times New Roman" w:cs="Times New Roman"/>
+          <w:sz w:val="22"/>
+        </w:rPr>
+        <w:t xml:space="preserve"> ), </w:t>
+      </w:r>
+      <w:proofErr w:type="spellStart"/>
+      <w:r>
+        <w:rPr>
+          <w:rFonts w:ascii="Times New Roman" w:hAnsi="Times New Roman" w:cs="Times New Roman"/>
+          <w:sz w:val="22"/>
+        </w:rPr>
+        <w:t>applikáció</w:t>
+      </w:r>
+      <w:proofErr w:type="spellEnd"/>
+      <w:r>
+        <w:rPr>
+          <w:rFonts w:ascii="Times New Roman" w:hAnsi="Times New Roman" w:cs="Times New Roman"/>
+          <w:sz w:val="22"/>
+        </w:rPr>
+        <w:t xml:space="preserve"> </w:t>
+      </w:r>
+      <w:proofErr w:type="spellStart"/>
+      <w:r>
+        <w:rPr>
+          <w:rFonts w:ascii="Times New Roman" w:hAnsi="Times New Roman" w:cs="Times New Roman"/>
+          <w:sz w:val="22"/>
+        </w:rPr>
+        <w:t>készítése</w:t>
+      </w:r>
+      <w:proofErr w:type="spellEnd"/>
+      <w:r>
+        <w:rPr>
+          <w:rFonts w:ascii="Times New Roman" w:hAnsi="Times New Roman" w:cs="Times New Roman"/>
+          <w:sz w:val="22"/>
+        </w:rPr>
+        <w:t xml:space="preserve"> </w:t>
       </w:r>
       <w:proofErr w:type="spellStart"/>
       <w:r>
@@ -633,7 +488,23 @@
           <w:rFonts w:ascii="Times New Roman" w:hAnsi="Times New Roman" w:cs="Times New Roman"/>
           <w:sz w:val="22"/>
         </w:rPr>
-        <w:t xml:space="preserve">, információk, random </w:t>
+        <w:t xml:space="preserve">, </w:t>
+      </w:r>
+      <w:proofErr w:type="spellStart"/>
+      <w:r>
+        <w:rPr>
+          <w:rFonts w:ascii="Times New Roman" w:hAnsi="Times New Roman" w:cs="Times New Roman"/>
+          <w:sz w:val="22"/>
+        </w:rPr>
+        <w:t>információk</w:t>
+      </w:r>
+      <w:proofErr w:type="spellEnd"/>
+      <w:r>
+        <w:rPr>
+          <w:rFonts w:ascii="Times New Roman" w:hAnsi="Times New Roman" w:cs="Times New Roman"/>
+          <w:sz w:val="22"/>
+        </w:rPr>
+        <w:t xml:space="preserve">, random </w:t>
       </w:r>
       <w:proofErr w:type="spellStart"/>
       <w:r>
@@ -705,15 +576,15 @@
           <w:rFonts w:ascii="Times New Roman" w:hAnsi="Times New Roman" w:cs="Times New Roman"/>
           <w:sz w:val="22"/>
         </w:rPr>
-        <w:t>elej</w:t>
-      </w:r>
-      <w:proofErr w:type="spellEnd"/>
-      <w:r>
-        <w:rPr>
-          <w:rFonts w:ascii="Times New Roman" w:hAnsi="Times New Roman" w:cs="Times New Roman"/>
-          <w:sz w:val="22"/>
-        </w:rPr>
-        <w:t xml:space="preserve">én </w:t>
+        <w:t>elején</w:t>
+      </w:r>
+      <w:proofErr w:type="spellEnd"/>
+      <w:r>
+        <w:rPr>
+          <w:rFonts w:ascii="Times New Roman" w:hAnsi="Times New Roman" w:cs="Times New Roman"/>
+          <w:sz w:val="22"/>
+        </w:rPr>
+        <w:t xml:space="preserve"> </w:t>
       </w:r>
       <w:proofErr w:type="spellStart"/>
       <w:r>
@@ -745,7 +616,23 @@
           <w:rFonts w:ascii="Times New Roman" w:hAnsi="Times New Roman" w:cs="Times New Roman"/>
           <w:sz w:val="22"/>
         </w:rPr>
-        <w:t xml:space="preserve"> árut </w:t>
+        <w:t xml:space="preserve"> </w:t>
+      </w:r>
+      <w:proofErr w:type="spellStart"/>
+      <w:r>
+        <w:rPr>
+          <w:rFonts w:ascii="Times New Roman" w:hAnsi="Times New Roman" w:cs="Times New Roman"/>
+          <w:sz w:val="22"/>
+        </w:rPr>
+        <w:t>árut</w:t>
+      </w:r>
+      <w:proofErr w:type="spellEnd"/>
+      <w:r>
+        <w:rPr>
+          <w:rFonts w:ascii="Times New Roman" w:hAnsi="Times New Roman" w:cs="Times New Roman"/>
+          <w:sz w:val="22"/>
+        </w:rPr>
+        <w:t xml:space="preserve"> </w:t>
       </w:r>
       <w:proofErr w:type="spellStart"/>
       <w:r>
@@ -769,15 +656,15 @@
           <w:rFonts w:ascii="Times New Roman" w:hAnsi="Times New Roman" w:cs="Times New Roman"/>
           <w:sz w:val="22"/>
         </w:rPr>
-        <w:t>hov</w:t>
-      </w:r>
-      <w:proofErr w:type="spellEnd"/>
-      <w:r>
-        <w:rPr>
-          <w:rFonts w:ascii="Times New Roman" w:hAnsi="Times New Roman" w:cs="Times New Roman"/>
-          <w:sz w:val="22"/>
-        </w:rPr>
-        <w:t xml:space="preserve">á </w:t>
+        <w:t>hová</w:t>
+      </w:r>
+      <w:proofErr w:type="spellEnd"/>
+      <w:r>
+        <w:rPr>
+          <w:rFonts w:ascii="Times New Roman" w:hAnsi="Times New Roman" w:cs="Times New Roman"/>
+          <w:sz w:val="22"/>
+        </w:rPr>
+        <w:t xml:space="preserve"> </w:t>
       </w:r>
       <w:proofErr w:type="spellStart"/>
       <w:r>
@@ -801,46 +688,7 @@
           <w:rFonts w:ascii="Times New Roman" w:hAnsi="Times New Roman" w:cs="Times New Roman"/>
           <w:sz w:val="22"/>
         </w:rPr>
-        <w:t>âtsz</w:t>
-      </w:r>
-      <w:proofErr w:type="spellEnd"/>
-      <w:r>
-        <w:rPr>
-          <w:rFonts w:ascii="Times New Roman" w:hAnsi="Times New Roman" w:cs="Times New Roman"/>
-          <w:sz w:val="22"/>
-        </w:rPr>
-        <w:t>á</w:t>
-      </w:r>
-      <w:proofErr w:type="spellStart"/>
-      <w:r>
-        <w:rPr>
-          <w:rFonts w:ascii="Times New Roman" w:hAnsi="Times New Roman" w:cs="Times New Roman"/>
-          <w:sz w:val="22"/>
-        </w:rPr>
-        <w:t>ll</w:t>
-      </w:r>
-      <w:proofErr w:type="spellEnd"/>
-      <w:r>
-        <w:rPr>
-          <w:rFonts w:ascii="Times New Roman" w:hAnsi="Times New Roman" w:cs="Times New Roman"/>
-          <w:sz w:val="22"/>
-        </w:rPr>
-        <w:t>í</w:t>
-      </w:r>
-      <w:proofErr w:type="spellStart"/>
-      <w:r>
-        <w:rPr>
-          <w:rFonts w:ascii="Times New Roman" w:hAnsi="Times New Roman" w:cs="Times New Roman"/>
-          <w:sz w:val="22"/>
-        </w:rPr>
-        <w:t>tani.</w:t>
-      </w:r>
-      <w:r>
-        <w:rPr>
-          <w:rFonts w:ascii="Times New Roman" w:hAnsi="Times New Roman" w:cs="Times New Roman"/>
-          <w:sz w:val="22"/>
-        </w:rPr>
-        <w:t>Feladat</w:t>
+        <w:t>âtszállítani.Feladat</w:t>
       </w:r>
       <w:proofErr w:type="spellEnd"/>
       <w:r>
@@ -898,50 +746,61 @@
         </w:rPr>
         <w:t xml:space="preserve"> </w:t>
       </w:r>
-      <w:r>
-        <w:rPr>
-          <w:rFonts w:ascii="Times New Roman" w:hAnsi="Times New Roman" w:cs="Times New Roman"/>
-          <w:sz w:val="22"/>
-        </w:rPr>
-        <w:t xml:space="preserve">árut a-ból b-be </w:t>
-      </w:r>
-      <w:r>
-        <w:rPr>
-          <w:rFonts w:ascii="Times New Roman" w:hAnsi="Times New Roman" w:cs="Times New Roman"/>
-          <w:sz w:val="22"/>
-        </w:rPr>
-        <w:t>a</w:t>
-      </w:r>
-      <w:r>
-        <w:rPr>
-          <w:rFonts w:ascii="Times New Roman" w:hAnsi="Times New Roman" w:cs="Times New Roman"/>
-          <w:sz w:val="22"/>
-        </w:rPr>
-        <w:t xml:space="preserve"> </w:t>
-      </w:r>
-      <w:proofErr w:type="spellStart"/>
-      <w:r>
-        <w:rPr>
-          <w:rFonts w:ascii="Times New Roman" w:hAnsi="Times New Roman" w:cs="Times New Roman"/>
-          <w:sz w:val="22"/>
-        </w:rPr>
-        <w:t>megfelel</w:t>
-      </w:r>
-      <w:proofErr w:type="spellEnd"/>
-      <w:r>
-        <w:rPr>
-          <w:rFonts w:ascii="Times New Roman" w:hAnsi="Times New Roman" w:cs="Times New Roman"/>
-          <w:sz w:val="22"/>
-        </w:rPr>
-        <w:t>ő ú</w:t>
-      </w:r>
-      <w:proofErr w:type="spellStart"/>
-      <w:r>
-        <w:rPr>
-          <w:rFonts w:ascii="Times New Roman" w:hAnsi="Times New Roman" w:cs="Times New Roman"/>
-          <w:sz w:val="22"/>
-        </w:rPr>
-        <w:t>tvonalon</w:t>
+      <w:proofErr w:type="spellStart"/>
+      <w:r>
+        <w:rPr>
+          <w:rFonts w:ascii="Times New Roman" w:hAnsi="Times New Roman" w:cs="Times New Roman"/>
+          <w:sz w:val="22"/>
+        </w:rPr>
+        <w:t>árut</w:t>
+      </w:r>
+      <w:proofErr w:type="spellEnd"/>
+      <w:r>
+        <w:rPr>
+          <w:rFonts w:ascii="Times New Roman" w:hAnsi="Times New Roman" w:cs="Times New Roman"/>
+          <w:sz w:val="22"/>
+        </w:rPr>
+        <w:t xml:space="preserve"> a-</w:t>
+      </w:r>
+      <w:proofErr w:type="spellStart"/>
+      <w:r>
+        <w:rPr>
+          <w:rFonts w:ascii="Times New Roman" w:hAnsi="Times New Roman" w:cs="Times New Roman"/>
+          <w:sz w:val="22"/>
+        </w:rPr>
+        <w:t>ból</w:t>
+      </w:r>
+      <w:proofErr w:type="spellEnd"/>
+      <w:r>
+        <w:rPr>
+          <w:rFonts w:ascii="Times New Roman" w:hAnsi="Times New Roman" w:cs="Times New Roman"/>
+          <w:sz w:val="22"/>
+        </w:rPr>
+        <w:t xml:space="preserve"> b-be a </w:t>
+      </w:r>
+      <w:proofErr w:type="spellStart"/>
+      <w:r>
+        <w:rPr>
+          <w:rFonts w:ascii="Times New Roman" w:hAnsi="Times New Roman" w:cs="Times New Roman"/>
+          <w:sz w:val="22"/>
+        </w:rPr>
+        <w:t>megfelelő</w:t>
+      </w:r>
+      <w:proofErr w:type="spellEnd"/>
+      <w:r>
+        <w:rPr>
+          <w:rFonts w:ascii="Times New Roman" w:hAnsi="Times New Roman" w:cs="Times New Roman"/>
+          <w:sz w:val="22"/>
+        </w:rPr>
+        <w:t xml:space="preserve"> </w:t>
+      </w:r>
+      <w:proofErr w:type="spellStart"/>
+      <w:r>
+        <w:rPr>
+          <w:rFonts w:ascii="Times New Roman" w:hAnsi="Times New Roman" w:cs="Times New Roman"/>
+          <w:sz w:val="22"/>
+        </w:rPr>
+        <w:t>útvonalon</w:t>
       </w:r>
       <w:proofErr w:type="spellEnd"/>
       <w:r>
@@ -981,15 +840,15 @@
           <w:rFonts w:ascii="Times New Roman" w:hAnsi="Times New Roman" w:cs="Times New Roman"/>
           <w:sz w:val="22"/>
         </w:rPr>
-        <w:t xml:space="preserve"> ú</w:t>
-      </w:r>
-      <w:proofErr w:type="spellStart"/>
-      <w:r>
-        <w:rPr>
-          <w:rFonts w:ascii="Times New Roman" w:hAnsi="Times New Roman" w:cs="Times New Roman"/>
-          <w:sz w:val="22"/>
-        </w:rPr>
-        <w:t>tvonalat</w:t>
+        <w:t xml:space="preserve"> </w:t>
+      </w:r>
+      <w:proofErr w:type="spellStart"/>
+      <w:r>
+        <w:rPr>
+          <w:rFonts w:ascii="Times New Roman" w:hAnsi="Times New Roman" w:cs="Times New Roman"/>
+          <w:sz w:val="22"/>
+        </w:rPr>
+        <w:t>útvonalat</w:t>
       </w:r>
       <w:proofErr w:type="spellEnd"/>
       <w:r>
@@ -1021,23 +880,7 @@
           <w:rFonts w:ascii="Times New Roman" w:hAnsi="Times New Roman" w:cs="Times New Roman"/>
           <w:sz w:val="22"/>
         </w:rPr>
-        <w:t>kiv</w:t>
-      </w:r>
-      <w:proofErr w:type="spellEnd"/>
-      <w:r>
-        <w:rPr>
-          <w:rFonts w:ascii="Times New Roman" w:hAnsi="Times New Roman" w:cs="Times New Roman"/>
-          <w:sz w:val="22"/>
-        </w:rPr>
-        <w:t>á</w:t>
-      </w:r>
-      <w:proofErr w:type="spellStart"/>
-      <w:r>
-        <w:rPr>
-          <w:rFonts w:ascii="Times New Roman" w:hAnsi="Times New Roman" w:cs="Times New Roman"/>
-          <w:sz w:val="22"/>
-        </w:rPr>
-        <w:t>lasztani</w:t>
+        <w:t>kiválasztani</w:t>
       </w:r>
       <w:proofErr w:type="spellEnd"/>
       <w:r>
@@ -1053,23 +896,7 @@
           <w:rFonts w:ascii="Times New Roman" w:hAnsi="Times New Roman" w:cs="Times New Roman"/>
           <w:sz w:val="22"/>
         </w:rPr>
-        <w:t>kisz</w:t>
-      </w:r>
-      <w:proofErr w:type="spellEnd"/>
-      <w:r>
-        <w:rPr>
-          <w:rFonts w:ascii="Times New Roman" w:hAnsi="Times New Roman" w:cs="Times New Roman"/>
-          <w:sz w:val="22"/>
-        </w:rPr>
-        <w:t>á</w:t>
-      </w:r>
-      <w:proofErr w:type="spellStart"/>
-      <w:r>
-        <w:rPr>
-          <w:rFonts w:ascii="Times New Roman" w:hAnsi="Times New Roman" w:cs="Times New Roman"/>
-          <w:sz w:val="22"/>
-        </w:rPr>
-        <w:t>molni</w:t>
+        <w:t>kiszámolni</w:t>
       </w:r>
       <w:proofErr w:type="spellEnd"/>
       <w:r>
@@ -1100,14 +927,7 @@
           <w:rFonts w:ascii="Times New Roman" w:hAnsi="Times New Roman" w:cs="Times New Roman"/>
           <w:sz w:val="22"/>
         </w:rPr>
-        <w:t>3.</w:t>
-      </w:r>
-      <w:r>
-        <w:rPr>
-          <w:rFonts w:ascii="Times New Roman" w:hAnsi="Times New Roman" w:cs="Times New Roman"/>
-          <w:sz w:val="22"/>
-        </w:rPr>
-        <w:t xml:space="preserve"> </w:t>
+        <w:t xml:space="preserve">3. </w:t>
       </w:r>
       <w:proofErr w:type="spellStart"/>
       <w:r>
@@ -1139,145 +959,183 @@
           <w:rFonts w:ascii="Times New Roman" w:hAnsi="Times New Roman" w:cs="Times New Roman"/>
           <w:sz w:val="22"/>
         </w:rPr>
-        <w:t xml:space="preserve"> bel</w:t>
-      </w:r>
-      <w:r>
-        <w:rPr>
-          <w:rFonts w:ascii="Times New Roman" w:hAnsi="Times New Roman" w:cs="Times New Roman"/>
-          <w:sz w:val="22"/>
-        </w:rPr>
-        <w:t>üli ú</w:t>
-      </w:r>
-      <w:proofErr w:type="spellStart"/>
-      <w:r>
-        <w:rPr>
-          <w:rFonts w:ascii="Times New Roman" w:hAnsi="Times New Roman" w:cs="Times New Roman"/>
-          <w:sz w:val="22"/>
-        </w:rPr>
-        <w:t>tvonaltervez</w:t>
-      </w:r>
-      <w:proofErr w:type="spellEnd"/>
-      <w:r>
-        <w:rPr>
-          <w:rFonts w:ascii="Times New Roman" w:hAnsi="Times New Roman" w:cs="Times New Roman"/>
-          <w:sz w:val="22"/>
-        </w:rPr>
-        <w:t>és</w:t>
-      </w:r>
-      <w:r>
-        <w:rPr>
-          <w:rFonts w:ascii="Times New Roman" w:hAnsi="Times New Roman" w:cs="Times New Roman"/>
-          <w:sz w:val="22"/>
-        </w:rPr>
-        <w:t>(20p), T</w:t>
-      </w:r>
-      <w:r>
-        <w:rPr>
-          <w:rFonts w:ascii="Times New Roman" w:hAnsi="Times New Roman" w:cs="Times New Roman"/>
-          <w:sz w:val="22"/>
-        </w:rPr>
-        <w:t>ávolsá</w:t>
-      </w:r>
-      <w:proofErr w:type="spellStart"/>
-      <w:r>
-        <w:rPr>
-          <w:rFonts w:ascii="Times New Roman" w:hAnsi="Times New Roman" w:cs="Times New Roman"/>
-          <w:sz w:val="22"/>
-        </w:rPr>
-        <w:t>goknak</w:t>
-      </w:r>
-      <w:proofErr w:type="spellEnd"/>
-      <w:r>
-        <w:rPr>
-          <w:rFonts w:ascii="Times New Roman" w:hAnsi="Times New Roman" w:cs="Times New Roman"/>
-          <w:sz w:val="22"/>
-        </w:rPr>
-        <w:t xml:space="preserve"> </w:t>
-      </w:r>
-      <w:proofErr w:type="spellStart"/>
-      <w:r>
-        <w:rPr>
-          <w:rFonts w:ascii="Times New Roman" w:hAnsi="Times New Roman" w:cs="Times New Roman"/>
-          <w:sz w:val="22"/>
-        </w:rPr>
-        <w:t>adatb</w:t>
-      </w:r>
-      <w:proofErr w:type="spellEnd"/>
-      <w:r>
-        <w:rPr>
-          <w:rFonts w:ascii="Times New Roman" w:hAnsi="Times New Roman" w:cs="Times New Roman"/>
-          <w:sz w:val="22"/>
-        </w:rPr>
-        <w:t>á</w:t>
-      </w:r>
-      <w:proofErr w:type="spellStart"/>
-      <w:r>
-        <w:rPr>
-          <w:rFonts w:ascii="Times New Roman" w:hAnsi="Times New Roman" w:cs="Times New Roman"/>
-          <w:sz w:val="22"/>
-        </w:rPr>
-        <w:t>zis</w:t>
-      </w:r>
-      <w:proofErr w:type="spellEnd"/>
-      <w:r>
-        <w:rPr>
-          <w:rFonts w:ascii="Times New Roman" w:hAnsi="Times New Roman" w:cs="Times New Roman"/>
-          <w:sz w:val="22"/>
-        </w:rPr>
-        <w:t>,</w:t>
-      </w:r>
-      <w:r>
-        <w:rPr>
-          <w:rFonts w:ascii="Times New Roman" w:hAnsi="Times New Roman" w:cs="Times New Roman"/>
-          <w:sz w:val="22"/>
-        </w:rPr>
-        <w:t xml:space="preserve"> p</w:t>
-      </w:r>
-      <w:r>
-        <w:rPr>
-          <w:rFonts w:ascii="Times New Roman" w:hAnsi="Times New Roman" w:cs="Times New Roman"/>
-          <w:sz w:val="22"/>
-        </w:rPr>
-        <w:t>é</w:t>
-      </w:r>
-      <w:proofErr w:type="spellStart"/>
-      <w:r>
-        <w:rPr>
-          <w:rFonts w:ascii="Times New Roman" w:hAnsi="Times New Roman" w:cs="Times New Roman"/>
-          <w:sz w:val="22"/>
-        </w:rPr>
-        <w:t>nz</w:t>
-      </w:r>
-      <w:proofErr w:type="spellEnd"/>
-      <w:r>
-        <w:rPr>
-          <w:rFonts w:ascii="Times New Roman" w:hAnsi="Times New Roman" w:cs="Times New Roman"/>
-          <w:sz w:val="22"/>
-        </w:rPr>
-        <w:t xml:space="preserve"> </w:t>
-      </w:r>
-      <w:proofErr w:type="spellStart"/>
-      <w:r>
-        <w:rPr>
-          <w:rFonts w:ascii="Times New Roman" w:hAnsi="Times New Roman" w:cs="Times New Roman"/>
-          <w:sz w:val="22"/>
-        </w:rPr>
-        <w:t>alap</w:t>
-      </w:r>
-      <w:proofErr w:type="spellEnd"/>
-      <w:r>
-        <w:rPr>
-          <w:rFonts w:ascii="Times New Roman" w:hAnsi="Times New Roman" w:cs="Times New Roman"/>
-          <w:sz w:val="22"/>
-        </w:rPr>
-        <w:t>ú játé</w:t>
-      </w:r>
-      <w:r>
-        <w:rPr>
-          <w:rFonts w:ascii="Times New Roman" w:hAnsi="Times New Roman" w:cs="Times New Roman"/>
-          <w:sz w:val="22"/>
-        </w:rPr>
-        <w:t>k (</w:t>
+        <w:t xml:space="preserve"> </w:t>
+      </w:r>
+      <w:proofErr w:type="spellStart"/>
+      <w:r>
+        <w:rPr>
+          <w:rFonts w:ascii="Times New Roman" w:hAnsi="Times New Roman" w:cs="Times New Roman"/>
+          <w:sz w:val="22"/>
+        </w:rPr>
+        <w:t>belüli</w:t>
+      </w:r>
+      <w:proofErr w:type="spellEnd"/>
+      <w:r>
+        <w:rPr>
+          <w:rFonts w:ascii="Times New Roman" w:hAnsi="Times New Roman" w:cs="Times New Roman"/>
+          <w:sz w:val="22"/>
+        </w:rPr>
+        <w:t xml:space="preserve"> </w:t>
+      </w:r>
+      <w:proofErr w:type="spellStart"/>
+      <w:proofErr w:type="gramStart"/>
+      <w:r>
+        <w:rPr>
+          <w:rFonts w:ascii="Times New Roman" w:hAnsi="Times New Roman" w:cs="Times New Roman"/>
+          <w:sz w:val="22"/>
+        </w:rPr>
+        <w:t>útvonaltervezés</w:t>
+      </w:r>
+      <w:proofErr w:type="spellEnd"/>
+      <w:r>
+        <w:rPr>
+          <w:rFonts w:ascii="Times New Roman" w:hAnsi="Times New Roman" w:cs="Times New Roman"/>
+          <w:sz w:val="22"/>
+        </w:rPr>
+        <w:t>(</w:t>
+      </w:r>
+      <w:proofErr w:type="gramEnd"/>
+      <w:r>
+        <w:rPr>
+          <w:rFonts w:ascii="Times New Roman" w:hAnsi="Times New Roman" w:cs="Times New Roman"/>
+          <w:sz w:val="22"/>
+        </w:rPr>
+        <w:t>20p</w:t>
+      </w:r>
+      <w:r>
+        <w:rPr>
+          <w:rFonts w:ascii="Times New Roman" w:hAnsi="Times New Roman" w:cs="Times New Roman"/>
+          <w:sz w:val="22"/>
+        </w:rPr>
+        <w:t xml:space="preserve"> ha </w:t>
+      </w:r>
+      <w:proofErr w:type="spellStart"/>
+      <w:r>
+        <w:rPr>
+          <w:rFonts w:ascii="Times New Roman" w:hAnsi="Times New Roman" w:cs="Times New Roman"/>
+          <w:sz w:val="22"/>
+        </w:rPr>
+        <w:t>nincs</w:t>
+      </w:r>
+      <w:proofErr w:type="spellEnd"/>
+      <w:r>
+        <w:rPr>
+          <w:rFonts w:ascii="Times New Roman" w:hAnsi="Times New Roman" w:cs="Times New Roman"/>
+          <w:sz w:val="22"/>
+        </w:rPr>
+        <w:t xml:space="preserve"> </w:t>
+      </w:r>
+      <w:proofErr w:type="spellStart"/>
+      <w:r>
+        <w:rPr>
+          <w:rFonts w:ascii="Times New Roman" w:hAnsi="Times New Roman" w:cs="Times New Roman"/>
+          <w:sz w:val="22"/>
+        </w:rPr>
+        <w:t>akkor</w:t>
+      </w:r>
+      <w:proofErr w:type="spellEnd"/>
+      <w:r>
+        <w:rPr>
+          <w:rFonts w:ascii="Times New Roman" w:hAnsi="Times New Roman" w:cs="Times New Roman"/>
+          <w:sz w:val="22"/>
+        </w:rPr>
+        <w:t xml:space="preserve"> </w:t>
+      </w:r>
+      <w:proofErr w:type="spellStart"/>
+      <w:r>
+        <w:rPr>
+          <w:rFonts w:ascii="Times New Roman" w:hAnsi="Times New Roman" w:cs="Times New Roman"/>
+          <w:sz w:val="22"/>
+        </w:rPr>
+        <w:t>büntetés</w:t>
+      </w:r>
+      <w:proofErr w:type="spellEnd"/>
+      <w:r>
+        <w:rPr>
+          <w:rFonts w:ascii="Times New Roman" w:hAnsi="Times New Roman" w:cs="Times New Roman"/>
+          <w:sz w:val="22"/>
+        </w:rPr>
+        <w:t xml:space="preserve">), </w:t>
+      </w:r>
+      <w:proofErr w:type="spellStart"/>
+      <w:r>
+        <w:rPr>
+          <w:rFonts w:ascii="Times New Roman" w:hAnsi="Times New Roman" w:cs="Times New Roman"/>
+          <w:sz w:val="22"/>
+        </w:rPr>
+        <w:t>Távolságoknak</w:t>
+      </w:r>
+      <w:proofErr w:type="spellEnd"/>
+      <w:r>
+        <w:rPr>
+          <w:rFonts w:ascii="Times New Roman" w:hAnsi="Times New Roman" w:cs="Times New Roman"/>
+          <w:sz w:val="22"/>
+        </w:rPr>
+        <w:t xml:space="preserve"> </w:t>
+      </w:r>
+      <w:proofErr w:type="spellStart"/>
+      <w:r>
+        <w:rPr>
+          <w:rFonts w:ascii="Times New Roman" w:hAnsi="Times New Roman" w:cs="Times New Roman"/>
+          <w:sz w:val="22"/>
+        </w:rPr>
+        <w:t>adatbázis</w:t>
+      </w:r>
+      <w:proofErr w:type="spellEnd"/>
+      <w:r>
+        <w:rPr>
+          <w:rFonts w:ascii="Times New Roman" w:hAnsi="Times New Roman" w:cs="Times New Roman"/>
+          <w:sz w:val="22"/>
+        </w:rPr>
+        <w:t xml:space="preserve">, </w:t>
+      </w:r>
+      <w:proofErr w:type="spellStart"/>
+      <w:r>
+        <w:rPr>
+          <w:rFonts w:ascii="Times New Roman" w:hAnsi="Times New Roman" w:cs="Times New Roman"/>
+          <w:sz w:val="22"/>
+        </w:rPr>
+        <w:t>pénz</w:t>
+      </w:r>
+      <w:proofErr w:type="spellEnd"/>
+      <w:r>
+        <w:rPr>
+          <w:rFonts w:ascii="Times New Roman" w:hAnsi="Times New Roman" w:cs="Times New Roman"/>
+          <w:sz w:val="22"/>
+        </w:rPr>
+        <w:t xml:space="preserve"> </w:t>
+      </w:r>
+      <w:proofErr w:type="spellStart"/>
+      <w:r>
+        <w:rPr>
+          <w:rFonts w:ascii="Times New Roman" w:hAnsi="Times New Roman" w:cs="Times New Roman"/>
+          <w:sz w:val="22"/>
+        </w:rPr>
+        <w:t>alapú</w:t>
+      </w:r>
+      <w:proofErr w:type="spellEnd"/>
+      <w:r>
+        <w:rPr>
+          <w:rFonts w:ascii="Times New Roman" w:hAnsi="Times New Roman" w:cs="Times New Roman"/>
+          <w:sz w:val="22"/>
+        </w:rPr>
+        <w:t xml:space="preserve"> </w:t>
+      </w:r>
+      <w:proofErr w:type="spellStart"/>
+      <w:r>
+        <w:rPr>
+          <w:rFonts w:ascii="Times New Roman" w:hAnsi="Times New Roman" w:cs="Times New Roman"/>
+          <w:sz w:val="22"/>
+        </w:rPr>
+        <w:t>játék</w:t>
+      </w:r>
+      <w:proofErr w:type="spellEnd"/>
+      <w:r>
+        <w:rPr>
+          <w:rFonts w:ascii="Times New Roman" w:hAnsi="Times New Roman" w:cs="Times New Roman"/>
+          <w:sz w:val="22"/>
+        </w:rPr>
+        <w:t xml:space="preserve"> (</w:t>
       </w:r>
       <w:proofErr w:type="spellStart"/>
       <w:r>
@@ -1356,38 +1214,31 @@
           <w:rFonts w:ascii="Times New Roman" w:hAnsi="Times New Roman" w:cs="Times New Roman"/>
           <w:sz w:val="22"/>
         </w:rPr>
-        <w:t>: v</w:t>
-      </w:r>
-      <w:r>
-        <w:rPr>
-          <w:rFonts w:ascii="Times New Roman" w:hAnsi="Times New Roman" w:cs="Times New Roman"/>
-          <w:sz w:val="22"/>
-        </w:rPr>
-        <w:t>ám a ká</w:t>
-      </w:r>
-      <w:proofErr w:type="spellStart"/>
-      <w:r>
-        <w:rPr>
-          <w:rFonts w:ascii="Times New Roman" w:hAnsi="Times New Roman" w:cs="Times New Roman"/>
-          <w:sz w:val="22"/>
-        </w:rPr>
-        <w:t>rty</w:t>
-      </w:r>
-      <w:proofErr w:type="spellEnd"/>
-      <w:r>
-        <w:rPr>
-          <w:rFonts w:ascii="Times New Roman" w:hAnsi="Times New Roman" w:cs="Times New Roman"/>
-          <w:sz w:val="22"/>
-        </w:rPr>
-        <w:t>á</w:t>
-      </w:r>
-      <w:proofErr w:type="spellStart"/>
-      <w:r>
-        <w:rPr>
-          <w:rFonts w:ascii="Times New Roman" w:hAnsi="Times New Roman" w:cs="Times New Roman"/>
-          <w:sz w:val="22"/>
-        </w:rPr>
-        <w:t>khoz</w:t>
+        <w:t xml:space="preserve">: </w:t>
+      </w:r>
+      <w:proofErr w:type="spellStart"/>
+      <w:r>
+        <w:rPr>
+          <w:rFonts w:ascii="Times New Roman" w:hAnsi="Times New Roman" w:cs="Times New Roman"/>
+          <w:sz w:val="22"/>
+        </w:rPr>
+        <w:t>vám</w:t>
+      </w:r>
+      <w:proofErr w:type="spellEnd"/>
+      <w:r>
+        <w:rPr>
+          <w:rFonts w:ascii="Times New Roman" w:hAnsi="Times New Roman" w:cs="Times New Roman"/>
+          <w:sz w:val="22"/>
+        </w:rPr>
+        <w:t xml:space="preserve"> a </w:t>
+      </w:r>
+      <w:proofErr w:type="spellStart"/>
+      <w:r>
+        <w:rPr>
+          <w:rFonts w:ascii="Times New Roman" w:hAnsi="Times New Roman" w:cs="Times New Roman"/>
+          <w:sz w:val="22"/>
+        </w:rPr>
+        <w:t>kártyákhoz</w:t>
       </w:r>
       <w:proofErr w:type="spellEnd"/>
       <w:r>
@@ -1403,15 +1254,15 @@
           <w:rFonts w:ascii="Times New Roman" w:hAnsi="Times New Roman" w:cs="Times New Roman"/>
           <w:sz w:val="22"/>
         </w:rPr>
-        <w:t>nehez</w:t>
-      </w:r>
-      <w:proofErr w:type="spellEnd"/>
-      <w:r>
-        <w:rPr>
-          <w:rFonts w:ascii="Times New Roman" w:hAnsi="Times New Roman" w:cs="Times New Roman"/>
-          <w:sz w:val="22"/>
-        </w:rPr>
-        <w:t>ítès.</w:t>
+        <w:t>nehezítès</w:t>
+      </w:r>
+      <w:proofErr w:type="spellEnd"/>
+      <w:r>
+        <w:rPr>
+          <w:rFonts w:ascii="Times New Roman" w:hAnsi="Times New Roman" w:cs="Times New Roman"/>
+          <w:sz w:val="22"/>
+        </w:rPr>
+        <w:t>.</w:t>
       </w:r>
     </w:p>
     <w:p>
@@ -1587,7 +1438,6 @@
         <w:t xml:space="preserve"> a </w:t>
       </w:r>
       <w:proofErr w:type="spellStart"/>
-      <w:proofErr w:type="gramStart"/>
       <w:r>
         <w:rPr>
           <w:rFonts w:ascii="Times New Roman" w:hAnsi="Times New Roman" w:cs="Times New Roman"/>
@@ -1604,7 +1454,6 @@
         <w:t>(</w:t>
       </w:r>
       <w:proofErr w:type="spellStart"/>
-      <w:proofErr w:type="gramEnd"/>
       <w:r>
         <w:rPr>
           <w:rFonts w:ascii="Times New Roman" w:hAnsi="Times New Roman" w:cs="Times New Roman"/>
@@ -2453,7 +2302,6 @@
         <w:t xml:space="preserve"> </w:t>
       </w:r>
       <w:proofErr w:type="spellStart"/>
-      <w:proofErr w:type="gramStart"/>
       <w:r>
         <w:rPr>
           <w:rFonts w:ascii="Times New Roman" w:hAnsi="Times New Roman" w:cs="Times New Roman"/>
@@ -2470,7 +2318,6 @@
         <w:t>(</w:t>
       </w:r>
       <w:proofErr w:type="spellStart"/>
-      <w:proofErr w:type="gramEnd"/>
       <w:r>
         <w:rPr>
           <w:rFonts w:ascii="Times New Roman" w:hAnsi="Times New Roman" w:cs="Times New Roman"/>
@@ -2648,7 +2495,23 @@
           <w:rFonts w:ascii="Times New Roman" w:hAnsi="Times New Roman" w:cs="Times New Roman"/>
           <w:sz w:val="22"/>
         </w:rPr>
-        <w:t xml:space="preserve">(pl </w:t>
+        <w:t>(</w:t>
+      </w:r>
+      <w:proofErr w:type="spellStart"/>
+      <w:r>
+        <w:rPr>
+          <w:rFonts w:ascii="Times New Roman" w:hAnsi="Times New Roman" w:cs="Times New Roman"/>
+          <w:sz w:val="22"/>
+        </w:rPr>
+        <w:t>pl</w:t>
+      </w:r>
+      <w:proofErr w:type="spellEnd"/>
+      <w:r>
+        <w:rPr>
+          <w:rFonts w:ascii="Times New Roman" w:hAnsi="Times New Roman" w:cs="Times New Roman"/>
+          <w:sz w:val="22"/>
+        </w:rPr>
+        <w:t xml:space="preserve"> </w:t>
       </w:r>
       <w:proofErr w:type="spellStart"/>
       <w:r>
@@ -2765,7 +2628,55 @@
           <w:rFonts w:ascii="Times New Roman" w:hAnsi="Times New Roman" w:cs="Times New Roman"/>
           <w:sz w:val="22"/>
         </w:rPr>
-        <w:t>elhelyezkedése</w:t>
+        <w:t>az</w:t>
+      </w:r>
+      <w:proofErr w:type="spellEnd"/>
+      <w:r>
+        <w:rPr>
+          <w:rFonts w:ascii="Times New Roman" w:hAnsi="Times New Roman" w:cs="Times New Roman"/>
+          <w:sz w:val="22"/>
+        </w:rPr>
+        <w:t xml:space="preserve"> </w:t>
+      </w:r>
+      <w:proofErr w:type="spellStart"/>
+      <w:r>
+        <w:rPr>
+          <w:rFonts w:ascii="Times New Roman" w:hAnsi="Times New Roman" w:cs="Times New Roman"/>
+          <w:sz w:val="22"/>
+        </w:rPr>
+        <w:t>átadó</w:t>
+      </w:r>
+      <w:proofErr w:type="spellEnd"/>
+      <w:r>
+        <w:rPr>
+          <w:rFonts w:ascii="Times New Roman" w:hAnsi="Times New Roman" w:cs="Times New Roman"/>
+          <w:sz w:val="22"/>
+        </w:rPr>
+        <w:t xml:space="preserve"> </w:t>
+      </w:r>
+      <w:proofErr w:type="spellStart"/>
+      <w:r>
+        <w:rPr>
+          <w:rFonts w:ascii="Times New Roman" w:hAnsi="Times New Roman" w:cs="Times New Roman"/>
+          <w:sz w:val="22"/>
+        </w:rPr>
+        <w:t>helyeken</w:t>
+      </w:r>
+      <w:proofErr w:type="spellEnd"/>
+      <w:r>
+        <w:rPr>
+          <w:rFonts w:ascii="Times New Roman" w:hAnsi="Times New Roman" w:cs="Times New Roman"/>
+          <w:sz w:val="22"/>
+        </w:rPr>
+        <w:t xml:space="preserve"> (</w:t>
+      </w:r>
+      <w:proofErr w:type="spellStart"/>
+      <w:r>
+        <w:rPr>
+          <w:rFonts w:ascii="Times New Roman" w:hAnsi="Times New Roman" w:cs="Times New Roman"/>
+          <w:sz w:val="22"/>
+        </w:rPr>
+        <w:t>raktár</w:t>
       </w:r>
       <w:proofErr w:type="spellEnd"/>
       <w:r>
@@ -2776,71 +2687,85 @@
         <w:t xml:space="preserve"> a </w:t>
       </w:r>
       <w:proofErr w:type="spellStart"/>
-      <w:proofErr w:type="gramStart"/>
-      <w:r>
-        <w:rPr>
-          <w:rFonts w:ascii="Times New Roman" w:hAnsi="Times New Roman" w:cs="Times New Roman"/>
-          <w:sz w:val="22"/>
-        </w:rPr>
-        <w:t>térképen</w:t>
-      </w:r>
-      <w:proofErr w:type="spellEnd"/>
-      <w:r>
-        <w:rPr>
-          <w:rFonts w:ascii="Times New Roman" w:hAnsi="Times New Roman" w:cs="Times New Roman"/>
-          <w:sz w:val="22"/>
-        </w:rPr>
-        <w:t xml:space="preserve"> ,</w:t>
-      </w:r>
-      <w:proofErr w:type="gramEnd"/>
-      <w:r>
-        <w:rPr>
-          <w:rFonts w:ascii="Times New Roman" w:hAnsi="Times New Roman" w:cs="Times New Roman"/>
-          <w:sz w:val="22"/>
-        </w:rPr>
-        <w:t xml:space="preserve"> </w:t>
-      </w:r>
-      <w:proofErr w:type="spellStart"/>
-      <w:r>
-        <w:rPr>
-          <w:rFonts w:ascii="Times New Roman" w:hAnsi="Times New Roman" w:cs="Times New Roman"/>
-          <w:sz w:val="22"/>
-        </w:rPr>
-        <w:t>és</w:t>
-      </w:r>
-      <w:proofErr w:type="spellEnd"/>
-      <w:r>
-        <w:rPr>
-          <w:rFonts w:ascii="Times New Roman" w:hAnsi="Times New Roman" w:cs="Times New Roman"/>
-          <w:sz w:val="22"/>
-        </w:rPr>
-        <w:t xml:space="preserve"> </w:t>
-      </w:r>
-      <w:proofErr w:type="spellStart"/>
-      <w:r>
-        <w:rPr>
-          <w:rFonts w:ascii="Times New Roman" w:hAnsi="Times New Roman" w:cs="Times New Roman"/>
-          <w:sz w:val="22"/>
-        </w:rPr>
-        <w:t>repterek</w:t>
-      </w:r>
-      <w:proofErr w:type="spellEnd"/>
-      <w:r>
-        <w:rPr>
-          <w:rFonts w:ascii="Times New Roman" w:hAnsi="Times New Roman" w:cs="Times New Roman"/>
-          <w:sz w:val="22"/>
-        </w:rPr>
-        <w:t xml:space="preserve"> </w:t>
-      </w:r>
-      <w:proofErr w:type="spellStart"/>
-      <w:r>
-        <w:rPr>
-          <w:rFonts w:ascii="Times New Roman" w:hAnsi="Times New Roman" w:cs="Times New Roman"/>
-          <w:sz w:val="22"/>
-        </w:rPr>
-        <w:t>külön</w:t>
-      </w:r>
-      <w:proofErr w:type="spellEnd"/>
+      <w:r>
+        <w:rPr>
+          <w:rFonts w:ascii="Times New Roman" w:hAnsi="Times New Roman" w:cs="Times New Roman"/>
+          <w:sz w:val="22"/>
+        </w:rPr>
+        <w:t>reptéren</w:t>
+      </w:r>
+      <w:proofErr w:type="spellEnd"/>
+      <w:r>
+        <w:rPr>
+          <w:rFonts w:ascii="Times New Roman" w:hAnsi="Times New Roman" w:cs="Times New Roman"/>
+          <w:sz w:val="22"/>
+        </w:rPr>
+        <w:t xml:space="preserve">, </w:t>
+      </w:r>
+      <w:proofErr w:type="spellStart"/>
+      <w:r>
+        <w:rPr>
+          <w:rFonts w:ascii="Times New Roman" w:hAnsi="Times New Roman" w:cs="Times New Roman"/>
+          <w:sz w:val="22"/>
+        </w:rPr>
+        <w:t>vonatnál</w:t>
+      </w:r>
+      <w:proofErr w:type="spellEnd"/>
+      <w:r>
+        <w:rPr>
+          <w:rFonts w:ascii="Times New Roman" w:hAnsi="Times New Roman" w:cs="Times New Roman"/>
+          <w:sz w:val="22"/>
+        </w:rPr>
+        <w:t xml:space="preserve">, </w:t>
+      </w:r>
+      <w:proofErr w:type="spellStart"/>
+      <w:r>
+        <w:rPr>
+          <w:rFonts w:ascii="Times New Roman" w:hAnsi="Times New Roman" w:cs="Times New Roman"/>
+          <w:sz w:val="22"/>
+        </w:rPr>
+        <w:t>kikötő</w:t>
+      </w:r>
+      <w:proofErr w:type="spellEnd"/>
+      <w:r>
+        <w:rPr>
+          <w:rFonts w:ascii="Times New Roman" w:hAnsi="Times New Roman" w:cs="Times New Roman"/>
+          <w:sz w:val="22"/>
+        </w:rPr>
+        <w:t xml:space="preserve">, </w:t>
+      </w:r>
+      <w:proofErr w:type="spellStart"/>
+      <w:r>
+        <w:rPr>
+          <w:rFonts w:ascii="Times New Roman" w:hAnsi="Times New Roman" w:cs="Times New Roman"/>
+          <w:sz w:val="22"/>
+        </w:rPr>
+        <w:t>közúti</w:t>
+      </w:r>
+      <w:proofErr w:type="spellEnd"/>
+      <w:r>
+        <w:rPr>
+          <w:rFonts w:ascii="Times New Roman" w:hAnsi="Times New Roman" w:cs="Times New Roman"/>
+          <w:sz w:val="22"/>
+        </w:rPr>
+        <w:t xml:space="preserve"> </w:t>
+      </w:r>
+      <w:proofErr w:type="spellStart"/>
+      <w:r>
+        <w:rPr>
+          <w:rFonts w:ascii="Times New Roman" w:hAnsi="Times New Roman" w:cs="Times New Roman"/>
+          <w:sz w:val="22"/>
+        </w:rPr>
+        <w:t>raktár</w:t>
+      </w:r>
+      <w:proofErr w:type="spellEnd"/>
+      <w:r>
+        <w:rPr>
+          <w:rFonts w:ascii="Times New Roman" w:hAnsi="Times New Roman" w:cs="Times New Roman"/>
+          <w:sz w:val="22"/>
+        </w:rPr>
+        <w:t>)</w:t>
+      </w:r>
     </w:p>
     <w:p>
       <w:pPr>
@@ -2854,262 +2779,102 @@
           <w:sz w:val="22"/>
         </w:rPr>
       </w:pPr>
-      <w:r>
-        <w:rPr>
-          <w:rFonts w:ascii="Times New Roman" w:hAnsi="Times New Roman" w:cs="Times New Roman"/>
-          <w:sz w:val="22"/>
-        </w:rPr>
-        <w:t xml:space="preserve">Ha </w:t>
-      </w:r>
-      <w:proofErr w:type="spellStart"/>
-      <w:r>
-        <w:rPr>
-          <w:rFonts w:ascii="Times New Roman" w:hAnsi="Times New Roman" w:cs="Times New Roman"/>
-          <w:sz w:val="22"/>
-        </w:rPr>
-        <w:t>közúti</w:t>
-      </w:r>
-      <w:proofErr w:type="spellEnd"/>
-      <w:r>
-        <w:rPr>
-          <w:rFonts w:ascii="Times New Roman" w:hAnsi="Times New Roman" w:cs="Times New Roman"/>
-          <w:sz w:val="22"/>
-        </w:rPr>
-        <w:t xml:space="preserve"> </w:t>
-      </w:r>
-      <w:proofErr w:type="spellStart"/>
-      <w:r>
-        <w:rPr>
-          <w:rFonts w:ascii="Times New Roman" w:hAnsi="Times New Roman" w:cs="Times New Roman"/>
-          <w:sz w:val="22"/>
-        </w:rPr>
-        <w:t>lesz</w:t>
-      </w:r>
-      <w:proofErr w:type="spellEnd"/>
-      <w:r>
-        <w:rPr>
-          <w:rFonts w:ascii="Times New Roman" w:hAnsi="Times New Roman" w:cs="Times New Roman"/>
-          <w:sz w:val="22"/>
-        </w:rPr>
-        <w:t xml:space="preserve"> </w:t>
-      </w:r>
-      <w:proofErr w:type="spellStart"/>
-      <w:r>
-        <w:rPr>
-          <w:rFonts w:ascii="Times New Roman" w:hAnsi="Times New Roman" w:cs="Times New Roman"/>
-          <w:sz w:val="22"/>
-        </w:rPr>
-        <w:t>akkor</w:t>
-      </w:r>
-      <w:proofErr w:type="spellEnd"/>
-      <w:r>
-        <w:rPr>
-          <w:rFonts w:ascii="Times New Roman" w:hAnsi="Times New Roman" w:cs="Times New Roman"/>
-          <w:sz w:val="22"/>
-        </w:rPr>
-        <w:t xml:space="preserve"> </w:t>
-      </w:r>
-      <w:proofErr w:type="spellStart"/>
-      <w:r>
-        <w:rPr>
-          <w:rFonts w:ascii="Times New Roman" w:hAnsi="Times New Roman" w:cs="Times New Roman"/>
-          <w:sz w:val="22"/>
-        </w:rPr>
-        <w:t>kell</w:t>
-      </w:r>
-      <w:proofErr w:type="spellEnd"/>
-      <w:r>
-        <w:rPr>
-          <w:rFonts w:ascii="Times New Roman" w:hAnsi="Times New Roman" w:cs="Times New Roman"/>
-          <w:sz w:val="22"/>
-        </w:rPr>
-        <w:t xml:space="preserve"> </w:t>
-      </w:r>
-      <w:proofErr w:type="spellStart"/>
-      <w:r>
-        <w:rPr>
-          <w:rFonts w:ascii="Times New Roman" w:hAnsi="Times New Roman" w:cs="Times New Roman"/>
-          <w:sz w:val="22"/>
-        </w:rPr>
-        <w:t>annak</w:t>
-      </w:r>
-      <w:proofErr w:type="spellEnd"/>
-      <w:r>
-        <w:rPr>
-          <w:rFonts w:ascii="Times New Roman" w:hAnsi="Times New Roman" w:cs="Times New Roman"/>
-          <w:sz w:val="22"/>
-        </w:rPr>
-        <w:t xml:space="preserve"> is </w:t>
-      </w:r>
-      <w:proofErr w:type="spellStart"/>
-      <w:r>
-        <w:rPr>
-          <w:rFonts w:ascii="Times New Roman" w:hAnsi="Times New Roman" w:cs="Times New Roman"/>
-          <w:sz w:val="22"/>
-        </w:rPr>
-        <w:t>egy</w:t>
-      </w:r>
-      <w:proofErr w:type="spellEnd"/>
-      <w:r>
-        <w:rPr>
-          <w:rFonts w:ascii="Times New Roman" w:hAnsi="Times New Roman" w:cs="Times New Roman"/>
-          <w:sz w:val="22"/>
-        </w:rPr>
-        <w:t xml:space="preserve"> </w:t>
-      </w:r>
-      <w:proofErr w:type="spellStart"/>
-      <w:r>
-        <w:rPr>
-          <w:rFonts w:ascii="Times New Roman" w:hAnsi="Times New Roman" w:cs="Times New Roman"/>
-          <w:sz w:val="22"/>
-        </w:rPr>
-        <w:t>csomópont</w:t>
-      </w:r>
-      <w:proofErr w:type="spellEnd"/>
-      <w:r>
-        <w:rPr>
-          <w:rFonts w:ascii="Times New Roman" w:hAnsi="Times New Roman" w:cs="Times New Roman"/>
-          <w:sz w:val="22"/>
-        </w:rPr>
-        <w:t xml:space="preserve"> mint </w:t>
-      </w:r>
-      <w:proofErr w:type="spellStart"/>
-      <w:r>
-        <w:rPr>
-          <w:rFonts w:ascii="Times New Roman" w:hAnsi="Times New Roman" w:cs="Times New Roman"/>
-          <w:sz w:val="22"/>
-        </w:rPr>
-        <w:t>mondjuk</w:t>
-      </w:r>
-      <w:proofErr w:type="spellEnd"/>
-      <w:r>
-        <w:rPr>
-          <w:rFonts w:ascii="Times New Roman" w:hAnsi="Times New Roman" w:cs="Times New Roman"/>
-          <w:sz w:val="22"/>
-        </w:rPr>
-        <w:t xml:space="preserve"> a </w:t>
-      </w:r>
-      <w:proofErr w:type="spellStart"/>
-      <w:r>
-        <w:rPr>
-          <w:rFonts w:ascii="Times New Roman" w:hAnsi="Times New Roman" w:cs="Times New Roman"/>
-          <w:sz w:val="22"/>
-        </w:rPr>
-        <w:t>repülőtér</w:t>
-      </w:r>
-      <w:proofErr w:type="spellEnd"/>
-      <w:r>
-        <w:rPr>
-          <w:rFonts w:ascii="Times New Roman" w:hAnsi="Times New Roman" w:cs="Times New Roman"/>
-          <w:sz w:val="22"/>
-        </w:rPr>
-        <w:t xml:space="preserve"> </w:t>
-      </w:r>
-      <w:proofErr w:type="spellStart"/>
-      <w:r>
-        <w:rPr>
-          <w:rFonts w:ascii="Times New Roman" w:hAnsi="Times New Roman" w:cs="Times New Roman"/>
-          <w:sz w:val="22"/>
-        </w:rPr>
-        <w:t>vagy</w:t>
-      </w:r>
-      <w:proofErr w:type="spellEnd"/>
-      <w:r>
-        <w:rPr>
-          <w:rFonts w:ascii="Times New Roman" w:hAnsi="Times New Roman" w:cs="Times New Roman"/>
-          <w:sz w:val="22"/>
-        </w:rPr>
-        <w:t xml:space="preserve"> </w:t>
-      </w:r>
-      <w:proofErr w:type="spellStart"/>
-      <w:r>
-        <w:rPr>
-          <w:rFonts w:ascii="Times New Roman" w:hAnsi="Times New Roman" w:cs="Times New Roman"/>
-          <w:sz w:val="22"/>
-        </w:rPr>
-        <w:t>azok</w:t>
-      </w:r>
-      <w:proofErr w:type="spellEnd"/>
-      <w:r>
-        <w:rPr>
-          <w:rFonts w:ascii="Times New Roman" w:hAnsi="Times New Roman" w:cs="Times New Roman"/>
-          <w:sz w:val="22"/>
-        </w:rPr>
-        <w:t xml:space="preserve"> “</w:t>
-      </w:r>
-      <w:proofErr w:type="spellStart"/>
-      <w:r>
-        <w:rPr>
-          <w:rFonts w:ascii="Times New Roman" w:hAnsi="Times New Roman" w:cs="Times New Roman"/>
-          <w:sz w:val="22"/>
-        </w:rPr>
-        <w:t>szabadon</w:t>
-      </w:r>
-      <w:proofErr w:type="spellEnd"/>
-      <w:r>
-        <w:rPr>
-          <w:rFonts w:ascii="Times New Roman" w:hAnsi="Times New Roman" w:cs="Times New Roman"/>
-          <w:sz w:val="22"/>
-        </w:rPr>
-        <w:t xml:space="preserve">” </w:t>
-      </w:r>
-      <w:proofErr w:type="spellStart"/>
-      <w:r>
-        <w:rPr>
-          <w:rFonts w:ascii="Times New Roman" w:hAnsi="Times New Roman" w:cs="Times New Roman"/>
-          <w:sz w:val="22"/>
-        </w:rPr>
-        <w:t>mozgathatóak</w:t>
-      </w:r>
-      <w:proofErr w:type="spellEnd"/>
-      <w:r>
-        <w:rPr>
-          <w:rFonts w:ascii="Times New Roman" w:hAnsi="Times New Roman" w:cs="Times New Roman"/>
-          <w:sz w:val="22"/>
-        </w:rPr>
-        <w:t>?</w:t>
-      </w:r>
-      <w:r>
-        <w:rPr>
-          <w:rFonts w:ascii="Times New Roman" w:hAnsi="Times New Roman" w:cs="Times New Roman"/>
-          <w:sz w:val="22"/>
-        </w:rPr>
-        <w:t xml:space="preserve"> (</w:t>
-      </w:r>
-      <w:proofErr w:type="spellStart"/>
-      <w:r>
-        <w:rPr>
-          <w:rFonts w:ascii="Times New Roman" w:hAnsi="Times New Roman" w:cs="Times New Roman"/>
-          <w:sz w:val="22"/>
-        </w:rPr>
-        <w:t>nem</w:t>
-      </w:r>
-      <w:proofErr w:type="spellEnd"/>
-      <w:r>
-        <w:rPr>
-          <w:rFonts w:ascii="Times New Roman" w:hAnsi="Times New Roman" w:cs="Times New Roman"/>
-          <w:sz w:val="22"/>
-        </w:rPr>
-        <w:t xml:space="preserve"> </w:t>
-      </w:r>
-      <w:proofErr w:type="spellStart"/>
-      <w:r>
-        <w:rPr>
-          <w:rFonts w:ascii="Times New Roman" w:hAnsi="Times New Roman" w:cs="Times New Roman"/>
-          <w:sz w:val="22"/>
-        </w:rPr>
-        <w:t>szabadon</w:t>
-      </w:r>
-      <w:proofErr w:type="spellEnd"/>
-      <w:r>
-        <w:rPr>
-          <w:rFonts w:ascii="Times New Roman" w:hAnsi="Times New Roman" w:cs="Times New Roman"/>
-          <w:sz w:val="22"/>
-        </w:rPr>
-        <w:t xml:space="preserve"> mozgatható</w:t>
-      </w:r>
-      <w:bookmarkStart w:id="0" w:name="_GoBack"/>
-      <w:bookmarkEnd w:id="0"/>
+      <w:proofErr w:type="spellStart"/>
+      <w:r>
+        <w:rPr>
+          <w:rFonts w:ascii="Times New Roman" w:hAnsi="Times New Roman" w:cs="Times New Roman"/>
+          <w:sz w:val="22"/>
+        </w:rPr>
+        <w:t>Szabadon</w:t>
+      </w:r>
+      <w:proofErr w:type="spellEnd"/>
+      <w:r>
+        <w:rPr>
+          <w:rFonts w:ascii="Times New Roman" w:hAnsi="Times New Roman" w:cs="Times New Roman"/>
+          <w:sz w:val="22"/>
+        </w:rPr>
+        <w:t xml:space="preserve"> </w:t>
+      </w:r>
+      <w:proofErr w:type="spellStart"/>
+      <w:r>
+        <w:rPr>
+          <w:rFonts w:ascii="Times New Roman" w:hAnsi="Times New Roman" w:cs="Times New Roman"/>
+          <w:sz w:val="22"/>
+        </w:rPr>
+        <w:t>mozgatható</w:t>
+      </w:r>
+      <w:proofErr w:type="spellEnd"/>
+      <w:r>
+        <w:rPr>
+          <w:rFonts w:ascii="Times New Roman" w:hAnsi="Times New Roman" w:cs="Times New Roman"/>
+          <w:sz w:val="22"/>
+        </w:rPr>
+        <w:t xml:space="preserve"> </w:t>
+      </w:r>
+      <w:proofErr w:type="spellStart"/>
+      <w:r>
+        <w:rPr>
+          <w:rFonts w:ascii="Times New Roman" w:hAnsi="Times New Roman" w:cs="Times New Roman"/>
+          <w:sz w:val="22"/>
+        </w:rPr>
+        <w:t>kamionok</w:t>
+      </w:r>
+      <w:proofErr w:type="spellEnd"/>
+      <w:r>
+        <w:rPr>
+          <w:rFonts w:ascii="Times New Roman" w:hAnsi="Times New Roman" w:cs="Times New Roman"/>
+          <w:sz w:val="22"/>
+        </w:rPr>
+        <w:t>(</w:t>
+      </w:r>
+      <w:proofErr w:type="spellStart"/>
+      <w:r>
+        <w:rPr>
+          <w:rFonts w:ascii="Times New Roman" w:hAnsi="Times New Roman" w:cs="Times New Roman"/>
+          <w:sz w:val="22"/>
+        </w:rPr>
+        <w:t>nincs</w:t>
+      </w:r>
+      <w:proofErr w:type="spellEnd"/>
+      <w:r>
+        <w:rPr>
+          <w:rFonts w:ascii="Times New Roman" w:hAnsi="Times New Roman" w:cs="Times New Roman"/>
+          <w:sz w:val="22"/>
+        </w:rPr>
+        <w:t xml:space="preserve"> fix </w:t>
+      </w:r>
+      <w:proofErr w:type="spellStart"/>
+      <w:r>
+        <w:rPr>
+          <w:rFonts w:ascii="Times New Roman" w:hAnsi="Times New Roman" w:cs="Times New Roman"/>
+          <w:sz w:val="22"/>
+        </w:rPr>
+        <w:t>kamionos</w:t>
+      </w:r>
+      <w:proofErr w:type="spellEnd"/>
+      <w:r>
+        <w:rPr>
+          <w:rFonts w:ascii="Times New Roman" w:hAnsi="Times New Roman" w:cs="Times New Roman"/>
+          <w:sz w:val="22"/>
+        </w:rPr>
+        <w:t xml:space="preserve"> </w:t>
+      </w:r>
+      <w:proofErr w:type="spellStart"/>
+      <w:r>
+        <w:rPr>
+          <w:rFonts w:ascii="Times New Roman" w:hAnsi="Times New Roman" w:cs="Times New Roman"/>
+          <w:sz w:val="22"/>
+        </w:rPr>
+        <w:t>hely</w:t>
+      </w:r>
+      <w:proofErr w:type="spellEnd"/>
+      <w:r>
+        <w:rPr>
+          <w:rFonts w:ascii="Times New Roman" w:hAnsi="Times New Roman" w:cs="Times New Roman"/>
+          <w:sz w:val="22"/>
+        </w:rPr>
+        <w:t>)</w:t>
+      </w:r>
     </w:p>
     <w:p>
       <w:pPr>
@@ -3372,6 +3137,195 @@
         <w:t>verziók</w:t>
       </w:r>
       <w:proofErr w:type="spellEnd"/>
+    </w:p>
+    <w:p>
+      <w:pPr>
+        <w:pStyle w:val="Listaszerbekezds"/>
+        <w:numPr>
+          <w:ilvl w:val="0"/>
+          <w:numId w:val="1"/>
+        </w:numPr>
+        <w:rPr>
+          <w:rFonts w:ascii="Times New Roman" w:hAnsi="Times New Roman" w:cs="Times New Roman"/>
+          <w:sz w:val="22"/>
+        </w:rPr>
+      </w:pPr>
+      <w:r>
+        <w:rPr>
+          <w:rFonts w:ascii="Times New Roman" w:hAnsi="Times New Roman" w:cs="Times New Roman"/>
+          <w:sz w:val="22"/>
+        </w:rPr>
+        <w:t xml:space="preserve">Minden </w:t>
+      </w:r>
+      <w:proofErr w:type="spellStart"/>
+      <w:r>
+        <w:rPr>
+          <w:rFonts w:ascii="Times New Roman" w:hAnsi="Times New Roman" w:cs="Times New Roman"/>
+          <w:sz w:val="22"/>
+        </w:rPr>
+        <w:t>fordulóban</w:t>
+      </w:r>
+      <w:proofErr w:type="spellEnd"/>
+      <w:r>
+        <w:rPr>
+          <w:rFonts w:ascii="Times New Roman" w:hAnsi="Times New Roman" w:cs="Times New Roman"/>
+          <w:sz w:val="22"/>
+        </w:rPr>
+        <w:t xml:space="preserve"> </w:t>
+      </w:r>
+      <w:proofErr w:type="spellStart"/>
+      <w:r>
+        <w:rPr>
+          <w:rFonts w:ascii="Times New Roman" w:hAnsi="Times New Roman" w:cs="Times New Roman"/>
+          <w:sz w:val="22"/>
+        </w:rPr>
+        <w:t>más</w:t>
+      </w:r>
+      <w:proofErr w:type="spellEnd"/>
+      <w:r>
+        <w:rPr>
+          <w:rFonts w:ascii="Times New Roman" w:hAnsi="Times New Roman" w:cs="Times New Roman"/>
+          <w:sz w:val="22"/>
+        </w:rPr>
+        <w:t xml:space="preserve"> </w:t>
+      </w:r>
+      <w:proofErr w:type="spellStart"/>
+      <w:r>
+        <w:rPr>
+          <w:rFonts w:ascii="Times New Roman" w:hAnsi="Times New Roman" w:cs="Times New Roman"/>
+          <w:sz w:val="22"/>
+        </w:rPr>
+        <w:t>közlekedési</w:t>
+      </w:r>
+      <w:proofErr w:type="spellEnd"/>
+      <w:r>
+        <w:rPr>
+          <w:rFonts w:ascii="Times New Roman" w:hAnsi="Times New Roman" w:cs="Times New Roman"/>
+          <w:sz w:val="22"/>
+        </w:rPr>
+        <w:t xml:space="preserve"> </w:t>
+      </w:r>
+      <w:proofErr w:type="spellStart"/>
+      <w:r>
+        <w:rPr>
+          <w:rFonts w:ascii="Times New Roman" w:hAnsi="Times New Roman" w:cs="Times New Roman"/>
+          <w:sz w:val="22"/>
+        </w:rPr>
+        <w:t>alágazat</w:t>
+      </w:r>
+      <w:proofErr w:type="spellEnd"/>
+      <w:r>
+        <w:rPr>
+          <w:rFonts w:ascii="Times New Roman" w:hAnsi="Times New Roman" w:cs="Times New Roman"/>
+          <w:sz w:val="22"/>
+        </w:rPr>
+        <w:t>(</w:t>
+      </w:r>
+      <w:proofErr w:type="spellStart"/>
+      <w:r>
+        <w:rPr>
+          <w:rFonts w:ascii="Times New Roman" w:hAnsi="Times New Roman" w:cs="Times New Roman"/>
+          <w:sz w:val="22"/>
+        </w:rPr>
+        <w:t>oktatás</w:t>
+      </w:r>
+      <w:proofErr w:type="spellEnd"/>
+      <w:r>
+        <w:rPr>
+          <w:rFonts w:ascii="Times New Roman" w:hAnsi="Times New Roman" w:cs="Times New Roman"/>
+          <w:sz w:val="22"/>
+        </w:rPr>
+        <w:t xml:space="preserve"> </w:t>
+      </w:r>
+      <w:proofErr w:type="spellStart"/>
+      <w:r>
+        <w:rPr>
+          <w:rFonts w:ascii="Times New Roman" w:hAnsi="Times New Roman" w:cs="Times New Roman"/>
+          <w:sz w:val="22"/>
+        </w:rPr>
+        <w:t>segítő</w:t>
+      </w:r>
+      <w:proofErr w:type="spellEnd"/>
+      <w:r>
+        <w:rPr>
+          <w:rFonts w:ascii="Times New Roman" w:hAnsi="Times New Roman" w:cs="Times New Roman"/>
+          <w:sz w:val="22"/>
+        </w:rPr>
+        <w:t xml:space="preserve"> </w:t>
+      </w:r>
+      <w:proofErr w:type="spellStart"/>
+      <w:r>
+        <w:rPr>
+          <w:rFonts w:ascii="Times New Roman" w:hAnsi="Times New Roman" w:cs="Times New Roman"/>
+          <w:sz w:val="22"/>
+        </w:rPr>
+        <w:t>anyag</w:t>
+      </w:r>
+      <w:proofErr w:type="spellEnd"/>
+      <w:r>
+        <w:rPr>
+          <w:rFonts w:ascii="Times New Roman" w:hAnsi="Times New Roman" w:cs="Times New Roman"/>
+          <w:sz w:val="22"/>
+        </w:rPr>
+        <w:t>)</w:t>
+      </w:r>
+    </w:p>
+    <w:p>
+      <w:pPr>
+        <w:pStyle w:val="Listaszerbekezds"/>
+        <w:numPr>
+          <w:ilvl w:val="0"/>
+          <w:numId w:val="1"/>
+        </w:numPr>
+        <w:rPr>
+          <w:rFonts w:ascii="Times New Roman" w:hAnsi="Times New Roman" w:cs="Times New Roman"/>
+          <w:sz w:val="22"/>
+        </w:rPr>
+      </w:pPr>
+      <w:proofErr w:type="spellStart"/>
+      <w:r>
+        <w:rPr>
+          <w:rFonts w:ascii="Times New Roman" w:hAnsi="Times New Roman" w:cs="Times New Roman"/>
+          <w:sz w:val="22"/>
+        </w:rPr>
+        <w:t>Távolságmutató</w:t>
+      </w:r>
+      <w:proofErr w:type="spellEnd"/>
+      <w:r>
+        <w:rPr>
+          <w:rFonts w:ascii="Times New Roman" w:hAnsi="Times New Roman" w:cs="Times New Roman"/>
+          <w:sz w:val="22"/>
+        </w:rPr>
+        <w:t xml:space="preserve"> </w:t>
+      </w:r>
+      <w:proofErr w:type="spellStart"/>
+      <w:r>
+        <w:rPr>
+          <w:rFonts w:ascii="Times New Roman" w:hAnsi="Times New Roman" w:cs="Times New Roman"/>
+          <w:sz w:val="22"/>
+        </w:rPr>
+        <w:t>táblázat</w:t>
+      </w:r>
+      <w:proofErr w:type="spellEnd"/>
+    </w:p>
+    <w:p>
+      <w:pPr>
+        <w:pStyle w:val="Listaszerbekezds"/>
+        <w:rPr>
+          <w:rFonts w:ascii="Times New Roman" w:hAnsi="Times New Roman" w:cs="Times New Roman"/>
+          <w:sz w:val="22"/>
+        </w:rPr>
+      </w:pPr>
+      <w:bookmarkStart w:id="0" w:name="_GoBack"/>
+      <w:bookmarkEnd w:id="0"/>
+    </w:p>
+    <w:p>
+      <w:pPr>
+        <w:rPr>
+          <w:rFonts w:ascii="Times New Roman" w:hAnsi="Times New Roman" w:cs="Times New Roman"/>
+          <w:sz w:val="22"/>
+        </w:rPr>
+      </w:pPr>
     </w:p>
     <w:sectPr>
       <w:pgSz w:w="11906" w:h="16838"/>
@@ -3384,7 +3338,7 @@
 </file>
 
 <file path=word/numbering.xml><?xml version="1.0" encoding="utf-8"?>
-<w:numbering xmlns:wpc="http://schemas.microsoft.com/office/word/2010/wordprocessingCanvas" xmlns:cx="http://schemas.microsoft.com/office/drawing/2014/chartex" xmlns:cx1="http://schemas.microsoft.com/office/drawing/2015/9/8/chartex" xmlns:cx2="http://schemas.microsoft.com/office/drawing/2015/10/21/chartex" xmlns:cx3="http://schemas.microsoft.com/office/drawing/2016/5/9/chartex" xmlns:cx4="http://schemas.microsoft.com/office/drawing/2016/5/10/chartex" xmlns:cx5="http://schemas.microsoft.com/office/drawing/2016/5/11/chartex" xmlns:cx6="http://schemas.microsoft.com/office/drawing/2016/5/12/chartex" xmlns:cx7="http://schemas.microsoft.com/office/drawing/2016/5/13/chartex" xmlns:cx8="http://schemas.microsoft.com/office/drawing/2016/5/14/chartex" xmlns:mc="http://schemas.openxmlformats.org/markup-compatibility/2006" xmlns:aink="http://schemas.microsoft.com/office/drawing/2016/ink" xmlns:am3d="http://schemas.microsoft.com/office/drawing/2017/model3d" xmlns:o="urn:schemas-microsoft-com:office:office" xmlns:r="http://schemas.openxmlformats.org/officeDocument/2006/relationships" xmlns:m="http://schemas.openxmlformats.org/officeDocument/2006/math" xmlns:v="urn:schemas-microsoft-com:vml" xmlns:wp14="http://schemas.microsoft.com/office/word/2010/wordprocessingDrawing" xmlns:wp="http://schemas.openxmlformats.org/drawingml/2006/wordprocessingDrawing" xmlns:w10="urn:schemas-microsoft-com:office:word" xmlns:w="http://schemas.openxmlformats.org/wordprocessingml/2006/main" xmlns:w14="http://schemas.microsoft.com/office/word/2010/wordml" xmlns:w15="http://schemas.microsoft.com/office/word/2012/wordml" xmlns:w16cid="http://schemas.microsoft.com/office/word/2016/wordml/cid" xmlns:w16se="http://schemas.microsoft.com/office/word/2015/wordml/symex" xmlns:wpg="http://schemas.microsoft.com/office/word/2010/wordprocessingGroup" xmlns:wpi="http://schemas.microsoft.com/office/word/2010/wordprocessingInk" xmlns:wne="http://schemas.microsoft.com/office/word/2006/wordml" xmlns:wps="http://schemas.microsoft.com/office/word/2010/wordprocessingShape" mc:Ignorable="w14 w15 w16se w16cid wp14">
+<w:numbering xmlns:wpc="http://schemas.microsoft.com/office/word/2010/wordprocessingCanvas" xmlns:cx="http://schemas.microsoft.com/office/drawing/2014/chartex" xmlns:cx1="http://schemas.microsoft.com/office/drawing/2015/9/8/chartex" xmlns:mc="http://schemas.openxmlformats.org/markup-compatibility/2006" xmlns:o="urn:schemas-microsoft-com:office:office" xmlns:r="http://schemas.openxmlformats.org/officeDocument/2006/relationships" xmlns:m="http://schemas.openxmlformats.org/officeDocument/2006/math" xmlns:v="urn:schemas-microsoft-com:vml" xmlns:wp14="http://schemas.microsoft.com/office/word/2010/wordprocessingDrawing" xmlns:wp="http://schemas.openxmlformats.org/drawingml/2006/wordprocessingDrawing" xmlns:w10="urn:schemas-microsoft-com:office:word" xmlns:w="http://schemas.openxmlformats.org/wordprocessingml/2006/main" xmlns:w14="http://schemas.microsoft.com/office/word/2010/wordml" xmlns:w15="http://schemas.microsoft.com/office/word/2012/wordml" xmlns:w16se="http://schemas.microsoft.com/office/word/2015/wordml/symex" xmlns:wpg="http://schemas.microsoft.com/office/word/2010/wordprocessingGroup" xmlns:wpi="http://schemas.microsoft.com/office/word/2010/wordprocessingInk" xmlns:wne="http://schemas.microsoft.com/office/word/2006/wordml" xmlns:wps="http://schemas.microsoft.com/office/word/2010/wordprocessingShape" mc:Ignorable="w14 w15 w16se wp14">
   <w:abstractNum w:abstractNumId="0" w15:restartNumberingAfterBreak="0">
     <w:nsid w:val="16C660C9"/>
     <w:multiLevelType w:val="hybridMultilevel"/>
@@ -3481,7 +3435,7 @@
 </file>
 
 <file path=word/styles.xml><?xml version="1.0" encoding="utf-8"?>
-<w:styles xmlns:mc="http://schemas.openxmlformats.org/markup-compatibility/2006" xmlns:r="http://schemas.openxmlformats.org/officeDocument/2006/relationships" xmlns:w="http://schemas.openxmlformats.org/wordprocessingml/2006/main" xmlns:w14="http://schemas.microsoft.com/office/word/2010/wordml" xmlns:w15="http://schemas.microsoft.com/office/word/2012/wordml" xmlns:w16cid="http://schemas.microsoft.com/office/word/2016/wordml/cid" xmlns:w16se="http://schemas.microsoft.com/office/word/2015/wordml/symex" mc:Ignorable="w14 w15 w16se w16cid">
+<w:styles xmlns:mc="http://schemas.openxmlformats.org/markup-compatibility/2006" xmlns:r="http://schemas.openxmlformats.org/officeDocument/2006/relationships" xmlns:w="http://schemas.openxmlformats.org/wordprocessingml/2006/main" xmlns:w14="http://schemas.microsoft.com/office/word/2010/wordml" xmlns:w15="http://schemas.microsoft.com/office/word/2012/wordml" xmlns:w16se="http://schemas.microsoft.com/office/word/2015/wordml/symex" mc:Ignorable="w14 w15 w16se">
   <w:docDefaults>
     <w:rPrDefault>
       <w:rPr>
@@ -3491,7 +3445,7 @@
     </w:rPrDefault>
     <w:pPrDefault/>
   </w:docDefaults>
-  <w:latentStyles w:defLockedState="0" w:defUIPriority="99" w:defSemiHidden="0" w:defUnhideWhenUsed="0" w:defQFormat="0" w:count="375">
+  <w:latentStyles w:defLockedState="0" w:defUIPriority="99" w:defSemiHidden="0" w:defUnhideWhenUsed="0" w:defQFormat="0" w:count="371">
     <w:lsdException w:name="Normal" w:uiPriority="0" w:qFormat="1"/>
     <w:lsdException w:name="heading 1" w:uiPriority="9" w:qFormat="1"/>
     <w:lsdException w:name="heading 2" w:semiHidden="1" w:uiPriority="9" w:unhideWhenUsed="1" w:qFormat="1"/>
@@ -3863,10 +3817,6 @@
     <w:lsdException w:name="List Table 5 Dark Accent 6" w:uiPriority="50"/>
     <w:lsdException w:name="List Table 6 Colorful Accent 6" w:uiPriority="51"/>
     <w:lsdException w:name="List Table 7 Colorful Accent 6" w:uiPriority="52"/>
-    <w:lsdException w:name="Mention" w:semiHidden="1" w:unhideWhenUsed="1"/>
-    <w:lsdException w:name="Smart Hyperlink" w:semiHidden="1" w:unhideWhenUsed="1"/>
-    <w:lsdException w:name="Hashtag" w:semiHidden="1" w:unhideWhenUsed="1"/>
-    <w:lsdException w:name="Unresolved Mention" w:semiHidden="1" w:unhideWhenUsed="1"/>
   </w:latentStyles>
   <w:style w:type="paragraph" w:default="1" w:styleId="Norml">
     <w:name w:val="Normal"/>
